--- a/docs/academico/practica-05/F5_Modelo_BPM_TOBE_Colegio_Andino.docx
+++ b/docs/academico/practica-05/F5_Modelo_BPM_TOBE_Colegio_Andino.docx
@@ -899,7 +899,23 @@
               <w:t xml:space="preserve">Fin:</w:t>
             </w:r>
             <w:r>
-              <w:t xml:space="preserve"> la convocatoria se cierra con selección y cada postulante recibe su resultado (TB-28 y TB-29). Caminos alternativos: requerimiento rechazado (TB-06) y postulación descartada (TB-16/TB-17).</w:t>
+              <w:t xml:space="preserve"> la convocatoria se cierra con selección y cada postulante recibe su resultado (TB-28, TB-29 y EFE). Caminos alternativos: requerimiento rechazado (TB-06 y EFA). Para cada postulación, dentro de SP-P: descartada en la preselección (EFP-01), descartada tras la evaluación (EFP-03) o finalista (EFP-02).</w:t>
+            </w:r>
+          </w:p>
+          <w:p>
+            <w:pPr>
+              <w:spacing w:after="60" w:line="252" w:lineRule="auto"/>
+              <w:jc w:val="left"/>
+            </w:pPr>
+            <w:r>
+              <w:rPr>
+                <w:b/>
+                <w:bCs/>
+              </w:rPr>
+              <w:t xml:space="preserve">Dos niveles:</w:t>
+            </w:r>
+            <w:r>
+              <w:t xml:space="preserve"> el nivel vacante (A, B, E y TB-30) y el nivel postulación (SP-P, de instancia múltiple, con C y D). El flujo principal supone al menos un finalista; el caso sin finalistas no tiene camino implementado (A-30).</w:t>
             </w:r>
           </w:p>
         </w:tc>
@@ -2662,7 +2678,7 @@
       <w:r>
         <w:drawing>
           <wp:inline distT="0" distB="0" distL="0" distR="0">
-            <wp:extent cx="5940000" cy="5773218"/>
+            <wp:extent cx="5940000" cy="6340917"/>
             <wp:docPr id="101" name="F5-bpmn-to-be-parte1.png"/>
             <wp:cNvGraphicFramePr>
               <a:graphicFrameLocks xmlns:a="http://schemas.openxmlformats.org/drawingml/2006/main" noChangeAspect="1"/>
@@ -2683,7 +2699,7 @@
                   <pic:spPr>
                     <a:xfrm>
                       <a:off x="0" y="0"/>
-                      <a:ext cx="5940000" cy="5773218"/>
+                      <a:ext cx="5940000" cy="6340917"/>
                     </a:xfrm>
                     <a:prstGeom prst="rect">
                       <a:avLst/>
@@ -2709,7 +2725,7 @@
           <w:sz w:val="18"/>
           <w:szCs w:val="18"/>
         </w:rPr>
-        <w:t xml:space="preserve">Figura 1. BPMN TO-BE propuesto, parte 1 de 3. Borrador de revisión.</w:t>
+        <w:t xml:space="preserve">Figura 1. BPMN TO-BE propuesto, parte 1: nivel vacante (requerimiento y convocatoria). Borrador de revisión.</w:t>
       </w:r>
     </w:p>
     <w:p>
@@ -2720,8 +2736,8 @@
       <w:r>
         <w:drawing>
           <wp:inline distT="0" distB="0" distL="0" distR="0">
-            <wp:extent cx="5940000" cy="7665550"/>
-            <wp:docPr id="102" name="F5-bpmn-to-be-parte2.png"/>
+            <wp:extent cx="5940000" cy="5468520"/>
+            <wp:docPr id="102" name="F5-bpmn-to-be-parte2a.png"/>
             <wp:cNvGraphicFramePr>
               <a:graphicFrameLocks xmlns:a="http://schemas.openxmlformats.org/drawingml/2006/main" noChangeAspect="1"/>
             </wp:cNvGraphicFramePr>
@@ -2729,7 +2745,7 @@
               <a:graphicData uri="http://schemas.openxmlformats.org/drawingml/2006/picture">
                 <pic:pic xmlns:pic="http://schemas.openxmlformats.org/drawingml/2006/picture">
                   <pic:nvPicPr>
-                    <pic:cNvPr id="102" name="F5-bpmn-to-be-parte2.png"/>
+                    <pic:cNvPr id="102" name="F5-bpmn-to-be-parte2a.png"/>
                     <pic:cNvPicPr/>
                   </pic:nvPicPr>
                   <pic:blipFill>
@@ -2741,7 +2757,7 @@
                   <pic:spPr>
                     <a:xfrm>
                       <a:off x="0" y="0"/>
-                      <a:ext cx="5940000" cy="7665550"/>
+                      <a:ext cx="5940000" cy="5468520"/>
                     </a:xfrm>
                     <a:prstGeom prst="rect">
                       <a:avLst/>
@@ -2767,7 +2783,7 @@
           <w:sz w:val="18"/>
           <w:szCs w:val="18"/>
         </w:rPr>
-        <w:t xml:space="preserve">Figura 2. BPMN TO-BE propuesto, parte 2 de 3. Borrador de revisión.</w:t>
+        <w:t xml:space="preserve">Figura 2. BPMN TO-BE propuesto, parte 2a: SP-P por postulación (1 de 2) y pool Postulante. Borrador de revisión.</w:t>
       </w:r>
     </w:p>
     <w:p>
@@ -2778,8 +2794,8 @@
       <w:r>
         <w:drawing>
           <wp:inline distT="0" distB="0" distL="0" distR="0">
-            <wp:extent cx="5940000" cy="4259352"/>
-            <wp:docPr id="103" name="F5-bpmn-to-be-parte3.png"/>
+            <wp:extent cx="5940000" cy="5846987"/>
+            <wp:docPr id="103" name="F5-bpmn-to-be-parte2b.png"/>
             <wp:cNvGraphicFramePr>
               <a:graphicFrameLocks xmlns:a="http://schemas.openxmlformats.org/drawingml/2006/main" noChangeAspect="1"/>
             </wp:cNvGraphicFramePr>
@@ -2787,7 +2803,7 @@
               <a:graphicData uri="http://schemas.openxmlformats.org/drawingml/2006/picture">
                 <pic:pic xmlns:pic="http://schemas.openxmlformats.org/drawingml/2006/picture">
                   <pic:nvPicPr>
-                    <pic:cNvPr id="103" name="F5-bpmn-to-be-parte3.png"/>
+                    <pic:cNvPr id="103" name="F5-bpmn-to-be-parte2b.png"/>
                     <pic:cNvPicPr/>
                   </pic:nvPicPr>
                   <pic:blipFill>
@@ -2799,7 +2815,7 @@
                   <pic:spPr>
                     <a:xfrm>
                       <a:off x="0" y="0"/>
-                      <a:ext cx="5940000" cy="4259352"/>
+                      <a:ext cx="5940000" cy="5846987"/>
                     </a:xfrm>
                     <a:prstGeom prst="rect">
                       <a:avLst/>
@@ -2825,16 +2841,74 @@
           <w:sz w:val="18"/>
           <w:szCs w:val="18"/>
         </w:rPr>
-        <w:t xml:space="preserve">Figura 3. BPMN TO-BE propuesto, parte 3 de 3. Borrador de revisión.</w:t>
+        <w:t xml:space="preserve">Figura 3. BPMN TO-BE propuesto, parte 2b: SP-P por postulación (2 de 2). Borrador de revisión.</w:t>
       </w:r>
     </w:p>
     <w:p>
       <w:pPr>
+        <w:spacing w:after="60"/>
+        <w:jc w:val="center"/>
+      </w:pPr>
+      <w:r>
+        <w:drawing>
+          <wp:inline distT="0" distB="0" distL="0" distR="0">
+            <wp:extent cx="5940000" cy="4843088"/>
+            <wp:docPr id="104" name="F5-bpmn-to-be-parte3.png"/>
+            <wp:cNvGraphicFramePr>
+              <a:graphicFrameLocks xmlns:a="http://schemas.openxmlformats.org/drawingml/2006/main" noChangeAspect="1"/>
+            </wp:cNvGraphicFramePr>
+            <a:graphic xmlns:a="http://schemas.openxmlformats.org/drawingml/2006/main">
+              <a:graphicData uri="http://schemas.openxmlformats.org/drawingml/2006/picture">
+                <pic:pic xmlns:pic="http://schemas.openxmlformats.org/drawingml/2006/picture">
+                  <pic:nvPicPr>
+                    <pic:cNvPr id="104" name="F5-bpmn-to-be-parte3.png"/>
+                    <pic:cNvPicPr/>
+                  </pic:nvPicPr>
+                  <pic:blipFill>
+                    <a:blip r:embed="rId104"/>
+                    <a:stretch>
+                      <a:fillRect/>
+                    </a:stretch>
+                  </pic:blipFill>
+                  <pic:spPr>
+                    <a:xfrm>
+                      <a:off x="0" y="0"/>
+                      <a:ext cx="5940000" cy="4843088"/>
+                    </a:xfrm>
+                    <a:prstGeom prst="rect">
+                      <a:avLst/>
+                    </a:prstGeom>
+                  </pic:spPr>
+                </pic:pic>
+              </a:graphicData>
+            </a:graphic>
+          </wp:inline>
+        </w:drawing>
+      </w:r>
+    </w:p>
+    <w:p>
+      <w:pPr>
+        <w:spacing w:after="160"/>
+        <w:ind w:left="284"/>
+        <w:jc w:val="center"/>
+      </w:pPr>
+      <w:r>
+        <w:rPr>
+          <w:i/>
+          <w:iCs/>
+          <w:sz w:val="18"/>
+          <w:szCs w:val="18"/>
+        </w:rPr>
+        <w:t xml:space="preserve">Figura 4. BPMN TO-BE propuesto, parte 3: nivel vacante (selección y cierre). Borrador de revisión.</w:t>
+      </w:r>
+    </w:p>
+    <w:p>
+      <w:pPr>
         <w:spacing w:after="100"/>
         <w:ind w:left="284"/>
       </w:pPr>
       <w:r>
-        <w:t xml:space="preserve">Borrador dibujado desde la especificación de este formato. La versión formal se modelará en PowerDesigner (</w:t>
+        <w:t xml:space="preserve">Borrador dibujado desde la especificación de este formato (corregida en la F27D tras la auditoría F27C). La versión formal se modelará en PowerDesigner en la F29 (</w:t>
       </w:r>
       <w:r>
         <w:rPr>
@@ -2843,8 +2917,2903 @@
         <w:t xml:space="preserve">POWERDESIGNER_PENDING.md</w:t>
       </w:r>
       <w:r>
-        <w:t xml:space="preserve">) después de la auditoría F27C.</w:t>
+        <w:t xml:space="preserve">).</w:t>
       </w:r>
+    </w:p>
+    <w:p>
+      <w:pPr>
+        <w:keepNext/>
+        <w:spacing w:after="60"/>
+        <w:ind w:left="284"/>
+      </w:pPr>
+      <w:r>
+        <w:rPr>
+          <w:b/>
+          <w:bCs/>
+        </w:rPr>
+        <w:t xml:space="preserve">Estructura del modelo: niveles</w:t>
+      </w:r>
+    </w:p>
+    <w:tbl>
+      <w:tblPr>
+        <w:tblStyle w:val="Tablaconcuadrcula"/>
+        <w:tblW w:w="8216" w:type="dxa"/>
+        <w:tblInd w:w="284" w:type="dxa"/>
+        <w:tblLayout w:type="fixed"/>
+        <w:tblLook w:val="04A0" w:firstRow="1" w:lastRow="0" w:firstColumn="1" w:lastColumn="0" w:noHBand="0" w:noVBand="1"/>
+      </w:tblPr>
+      <w:tblGrid>
+        <w:gridCol w:w="1807"/>
+        <w:gridCol w:w="2711"/>
+        <w:gridCol w:w="3697"/>
+      </w:tblGrid>
+      <w:tr>
+        <w:trPr>
+          <w:cantSplit/>
+          <w:tblHeader/>
+        </w:trPr>
+        <w:tc>
+          <w:tcPr>
+            <w:tcW w:w="1807" w:type="dxa"/>
+            <w:shd w:val="clear" w:color="auto" w:fill="D9E2F3"/>
+          </w:tcPr>
+          <w:p>
+            <w:pPr>
+              <w:spacing w:after="0" w:line="240" w:lineRule="auto"/>
+              <w:jc w:val="center"/>
+            </w:pPr>
+            <w:r>
+              <w:rPr>
+                <w:b/>
+                <w:bCs/>
+                <w:sz w:val="17"/>
+                <w:szCs w:val="17"/>
+              </w:rPr>
+              <w:t xml:space="preserve">Nivel</w:t>
+            </w:r>
+          </w:p>
+        </w:tc>
+        <w:tc>
+          <w:tcPr>
+            <w:tcW w:w="2711" w:type="dxa"/>
+            <w:shd w:val="clear" w:color="auto" w:fill="D9E2F3"/>
+          </w:tcPr>
+          <w:p>
+            <w:pPr>
+              <w:spacing w:after="0" w:line="240" w:lineRule="auto"/>
+              <w:jc w:val="center"/>
+            </w:pPr>
+            <w:r>
+              <w:rPr>
+                <w:b/>
+                <w:bCs/>
+                <w:sz w:val="17"/>
+                <w:szCs w:val="17"/>
+              </w:rPr>
+              <w:t xml:space="preserve">Instancias</w:t>
+            </w:r>
+          </w:p>
+        </w:tc>
+        <w:tc>
+          <w:tcPr>
+            <w:tcW w:w="3697" w:type="dxa"/>
+            <w:shd w:val="clear" w:color="auto" w:fill="D9E2F3"/>
+          </w:tcPr>
+          <w:p>
+            <w:pPr>
+              <w:spacing w:after="0" w:line="240" w:lineRule="auto"/>
+              <w:jc w:val="center"/>
+            </w:pPr>
+            <w:r>
+              <w:rPr>
+                <w:b/>
+                <w:bCs/>
+                <w:sz w:val="17"/>
+                <w:szCs w:val="17"/>
+              </w:rPr>
+              <w:t xml:space="preserve">Contenido</w:t>
+            </w:r>
+          </w:p>
+        </w:tc>
+      </w:tr>
+      <w:tr>
+        <w:trPr>
+          <w:cantSplit/>
+        </w:trPr>
+        <w:tc>
+          <w:tcPr>
+            <w:tcW w:w="1807" w:type="dxa"/>
+          </w:tcPr>
+          <w:p>
+            <w:pPr>
+              <w:spacing w:after="0" w:line="240" w:lineRule="auto"/>
+              <w:jc w:val="left"/>
+            </w:pPr>
+            <w:r>
+              <w:rPr>
+                <w:sz w:val="17"/>
+                <w:szCs w:val="17"/>
+              </w:rPr>
+              <w:t xml:space="preserve">Nivel vacante (convocatoria)</w:t>
+            </w:r>
+          </w:p>
+        </w:tc>
+        <w:tc>
+          <w:tcPr>
+            <w:tcW w:w="2711" w:type="dxa"/>
+          </w:tcPr>
+          <w:p>
+            <w:pPr>
+              <w:spacing w:after="0" w:line="240" w:lineRule="auto"/>
+              <w:jc w:val="left"/>
+            </w:pPr>
+            <w:r>
+              <w:rPr>
+                <w:sz w:val="17"/>
+                <w:szCs w:val="17"/>
+              </w:rPr>
+              <w:t xml:space="preserve">Una instancia por requerimiento o vacante</w:t>
+            </w:r>
+          </w:p>
+        </w:tc>
+        <w:tc>
+          <w:tcPr>
+            <w:tcW w:w="3697" w:type="dxa"/>
+          </w:tcPr>
+          <w:p>
+            <w:pPr>
+              <w:spacing w:after="0" w:line="240" w:lineRule="auto"/>
+              <w:jc w:val="left"/>
+            </w:pPr>
+            <w:r>
+              <w:rPr>
+                <w:sz w:val="17"/>
+                <w:szCs w:val="17"/>
+              </w:rPr>
+              <w:t xml:space="preserve">Subprocesos A y B (TB-01 a TB-10), SP-P y subproceso E (TB-24 a TB-29). TB-30 es transversal</w:t>
+            </w:r>
+          </w:p>
+        </w:tc>
+      </w:tr>
+      <w:tr>
+        <w:trPr>
+          <w:cantSplit/>
+        </w:trPr>
+        <w:tc>
+          <w:tcPr>
+            <w:tcW w:w="1807" w:type="dxa"/>
+          </w:tcPr>
+          <w:p>
+            <w:pPr>
+              <w:spacing w:after="0" w:line="240" w:lineRule="auto"/>
+              <w:jc w:val="left"/>
+            </w:pPr>
+            <w:r>
+              <w:rPr>
+                <w:sz w:val="17"/>
+                <w:szCs w:val="17"/>
+              </w:rPr>
+              <w:t xml:space="preserve">Nivel postulación (candidato)</w:t>
+            </w:r>
+          </w:p>
+        </w:tc>
+        <w:tc>
+          <w:tcPr>
+            <w:tcW w:w="2711" w:type="dxa"/>
+          </w:tcPr>
+          <w:p>
+            <w:pPr>
+              <w:spacing w:after="0" w:line="240" w:lineRule="auto"/>
+              <w:jc w:val="left"/>
+            </w:pPr>
+            <w:r>
+              <w:rPr>
+                <w:sz w:val="17"/>
+                <w:szCs w:val="17"/>
+              </w:rPr>
+              <w:t xml:space="preserve">SP-P: una instancia por postulación registrada (instancia múltiple paralela)</w:t>
+            </w:r>
+          </w:p>
+        </w:tc>
+        <w:tc>
+          <w:tcPr>
+            <w:tcW w:w="3697" w:type="dxa"/>
+          </w:tcPr>
+          <w:p>
+            <w:pPr>
+              <w:spacing w:after="0" w:line="240" w:lineRule="auto"/>
+              <w:jc w:val="left"/>
+            </w:pPr>
+            <w:r>
+              <w:rPr>
+                <w:sz w:val="17"/>
+                <w:szCs w:val="17"/>
+              </w:rPr>
+              <w:t xml:space="preserve">Subprocesos C y D. En el pool de la organización: TB-14 a TB-23. En el pool del Postulante: TB-11 a TB-13</w:t>
+            </w:r>
+          </w:p>
+        </w:tc>
+      </w:tr>
+    </w:tbl>
+    <w:p>
+      <w:pPr>
+        <w:spacing w:after="0"/>
+        <w:ind w:left="284"/>
+      </w:pPr>
+    </w:p>
+    <w:p>
+      <w:pPr>
+        <w:spacing w:after="100"/>
+        <w:ind w:left="284"/>
+      </w:pPr>
+      <w:r>
+        <w:rPr>
+          <w:b/>
+          <w:bCs/>
+        </w:rPr>
+        <w:t xml:space="preserve">SP-P «Gestionar la postulación»</w:t>
+      </w:r>
+      <w:r>
+        <w:t xml:space="preserve"> es un subproceso expandido de </w:t>
+      </w:r>
+      <w:r>
+        <w:rPr>
+          <w:b/>
+          <w:bCs/>
+        </w:rPr>
+        <w:t xml:space="preserve">instancia múltiple paralela</w:t>
+      </w:r>
+      <w:r>
+        <w:t xml:space="preserve"> en el pool de la organización. Cada postulación registrada (mensaje MT-02) genera una instancia, que termina en EFP-01, EFP-02 o EFP-03. El nivel vacante continúa en TB-24 cuando todas las instancias terminaron. </w:t>
+      </w:r>
+      <w:r>
+        <w:rPr>
+          <w:b/>
+          <w:bCs/>
+        </w:rPr>
+        <w:t xml:space="preserve">El flujo principal supone al menos una postulación finalista.</w:t>
+      </w:r>
+      <w:r>
+        <w:t xml:space="preserve"> El caso sin finalistas no tiene camino implementado (A-30) y no se modela como regla del sistema: la única referencia es la propuesta futura TB-F1, desconectada.</w:t>
+      </w:r>
+    </w:p>
+    <w:p>
+      <w:pPr>
+        <w:keepNext/>
+        <w:spacing w:after="60"/>
+        <w:ind w:left="284"/>
+      </w:pPr>
+      <w:r>
+        <w:rPr>
+          <w:b/>
+          <w:bCs/>
+        </w:rPr>
+        <w:t xml:space="preserve">Eventos (nombres oficiales)</w:t>
+      </w:r>
+    </w:p>
+    <w:tbl>
+      <w:tblPr>
+        <w:tblStyle w:val="Tablaconcuadrcula"/>
+        <w:tblW w:w="8216" w:type="dxa"/>
+        <w:tblInd w:w="284" w:type="dxa"/>
+        <w:tblLayout w:type="fixed"/>
+        <w:tblLook w:val="04A0" w:firstRow="1" w:lastRow="0" w:firstColumn="1" w:lastColumn="0" w:noHBand="0" w:noVBand="1"/>
+      </w:tblPr>
+      <w:tblGrid>
+        <w:gridCol w:w="985"/>
+        <w:gridCol w:w="3697"/>
+        <w:gridCol w:w="3532"/>
+      </w:tblGrid>
+      <w:tr>
+        <w:trPr>
+          <w:cantSplit/>
+          <w:tblHeader/>
+        </w:trPr>
+        <w:tc>
+          <w:tcPr>
+            <w:tcW w:w="985" w:type="dxa"/>
+            <w:shd w:val="clear" w:color="auto" w:fill="D9E2F3"/>
+          </w:tcPr>
+          <w:p>
+            <w:pPr>
+              <w:spacing w:after="0" w:line="240" w:lineRule="auto"/>
+              <w:jc w:val="center"/>
+            </w:pPr>
+            <w:r>
+              <w:rPr>
+                <w:b/>
+                <w:bCs/>
+                <w:sz w:val="17"/>
+                <w:szCs w:val="17"/>
+              </w:rPr>
+              <w:t xml:space="preserve">ID</w:t>
+            </w:r>
+          </w:p>
+        </w:tc>
+        <w:tc>
+          <w:tcPr>
+            <w:tcW w:w="3697" w:type="dxa"/>
+            <w:shd w:val="clear" w:color="auto" w:fill="D9E2F3"/>
+          </w:tcPr>
+          <w:p>
+            <w:pPr>
+              <w:spacing w:after="0" w:line="240" w:lineRule="auto"/>
+              <w:jc w:val="center"/>
+            </w:pPr>
+            <w:r>
+              <w:rPr>
+                <w:b/>
+                <w:bCs/>
+                <w:sz w:val="17"/>
+                <w:szCs w:val="17"/>
+              </w:rPr>
+              <w:t xml:space="preserve">Tipo</w:t>
+            </w:r>
+          </w:p>
+        </w:tc>
+        <w:tc>
+          <w:tcPr>
+            <w:tcW w:w="3532" w:type="dxa"/>
+            <w:shd w:val="clear" w:color="auto" w:fill="D9E2F3"/>
+          </w:tcPr>
+          <w:p>
+            <w:pPr>
+              <w:spacing w:after="0" w:line="240" w:lineRule="auto"/>
+              <w:jc w:val="center"/>
+            </w:pPr>
+            <w:r>
+              <w:rPr>
+                <w:b/>
+                <w:bCs/>
+                <w:sz w:val="17"/>
+                <w:szCs w:val="17"/>
+              </w:rPr>
+              <w:t xml:space="preserve">Nombre oficial</w:t>
+            </w:r>
+          </w:p>
+        </w:tc>
+      </w:tr>
+      <w:tr>
+        <w:trPr>
+          <w:cantSplit/>
+        </w:trPr>
+        <w:tc>
+          <w:tcPr>
+            <w:tcW w:w="985" w:type="dxa"/>
+          </w:tcPr>
+          <w:p>
+            <w:pPr>
+              <w:spacing w:after="0" w:line="240" w:lineRule="auto"/>
+              <w:jc w:val="left"/>
+            </w:pPr>
+            <w:r>
+              <w:rPr>
+                <w:sz w:val="17"/>
+                <w:szCs w:val="17"/>
+              </w:rPr>
+              <w:t xml:space="preserve">EI</w:t>
+            </w:r>
+          </w:p>
+        </w:tc>
+        <w:tc>
+          <w:tcPr>
+            <w:tcW w:w="3697" w:type="dxa"/>
+          </w:tcPr>
+          <w:p>
+            <w:pPr>
+              <w:spacing w:after="0" w:line="240" w:lineRule="auto"/>
+              <w:jc w:val="left"/>
+            </w:pPr>
+            <w:r>
+              <w:rPr>
+                <w:sz w:val="17"/>
+                <w:szCs w:val="17"/>
+              </w:rPr>
+              <w:t xml:space="preserve">Inicio (nivel vacante)</w:t>
+            </w:r>
+          </w:p>
+        </w:tc>
+        <w:tc>
+          <w:tcPr>
+            <w:tcW w:w="3532" w:type="dxa"/>
+          </w:tcPr>
+          <w:p>
+            <w:pPr>
+              <w:spacing w:after="0" w:line="240" w:lineRule="auto"/>
+              <w:jc w:val="left"/>
+            </w:pPr>
+            <w:r>
+              <w:rPr>
+                <w:sz w:val="17"/>
+                <w:szCs w:val="17"/>
+              </w:rPr>
+              <w:t xml:space="preserve">Necesidad de personal identificada</w:t>
+            </w:r>
+          </w:p>
+        </w:tc>
+      </w:tr>
+      <w:tr>
+        <w:trPr>
+          <w:cantSplit/>
+        </w:trPr>
+        <w:tc>
+          <w:tcPr>
+            <w:tcW w:w="985" w:type="dxa"/>
+          </w:tcPr>
+          <w:p>
+            <w:pPr>
+              <w:spacing w:after="0" w:line="240" w:lineRule="auto"/>
+              <w:jc w:val="left"/>
+            </w:pPr>
+            <w:r>
+              <w:rPr>
+                <w:sz w:val="17"/>
+                <w:szCs w:val="17"/>
+              </w:rPr>
+              <w:t xml:space="preserve">EFA</w:t>
+            </w:r>
+          </w:p>
+        </w:tc>
+        <w:tc>
+          <w:tcPr>
+            <w:tcW w:w="3697" w:type="dxa"/>
+          </w:tcPr>
+          <w:p>
+            <w:pPr>
+              <w:spacing w:after="0" w:line="240" w:lineRule="auto"/>
+              <w:jc w:val="left"/>
+            </w:pPr>
+            <w:r>
+              <w:rPr>
+                <w:sz w:val="17"/>
+                <w:szCs w:val="17"/>
+              </w:rPr>
+              <w:t xml:space="preserve">Fin (nivel vacante)</w:t>
+            </w:r>
+          </w:p>
+        </w:tc>
+        <w:tc>
+          <w:tcPr>
+            <w:tcW w:w="3532" w:type="dxa"/>
+          </w:tcPr>
+          <w:p>
+            <w:pPr>
+              <w:spacing w:after="0" w:line="240" w:lineRule="auto"/>
+              <w:jc w:val="left"/>
+            </w:pPr>
+            <w:r>
+              <w:rPr>
+                <w:sz w:val="17"/>
+                <w:szCs w:val="17"/>
+              </w:rPr>
+              <w:t xml:space="preserve">Requerimiento rechazado</w:t>
+            </w:r>
+          </w:p>
+        </w:tc>
+      </w:tr>
+      <w:tr>
+        <w:trPr>
+          <w:cantSplit/>
+        </w:trPr>
+        <w:tc>
+          <w:tcPr>
+            <w:tcW w:w="985" w:type="dxa"/>
+          </w:tcPr>
+          <w:p>
+            <w:pPr>
+              <w:spacing w:after="0" w:line="240" w:lineRule="auto"/>
+              <w:jc w:val="left"/>
+            </w:pPr>
+            <w:r>
+              <w:rPr>
+                <w:sz w:val="17"/>
+                <w:szCs w:val="17"/>
+              </w:rPr>
+              <w:t xml:space="preserve">EFE</w:t>
+            </w:r>
+          </w:p>
+        </w:tc>
+        <w:tc>
+          <w:tcPr>
+            <w:tcW w:w="3697" w:type="dxa"/>
+          </w:tcPr>
+          <w:p>
+            <w:pPr>
+              <w:spacing w:after="0" w:line="240" w:lineRule="auto"/>
+              <w:jc w:val="left"/>
+            </w:pPr>
+            <w:r>
+              <w:rPr>
+                <w:sz w:val="17"/>
+                <w:szCs w:val="17"/>
+              </w:rPr>
+              <w:t xml:space="preserve">Fin (nivel vacante)</w:t>
+            </w:r>
+          </w:p>
+        </w:tc>
+        <w:tc>
+          <w:tcPr>
+            <w:tcW w:w="3532" w:type="dxa"/>
+          </w:tcPr>
+          <w:p>
+            <w:pPr>
+              <w:spacing w:after="0" w:line="240" w:lineRule="auto"/>
+              <w:jc w:val="left"/>
+            </w:pPr>
+            <w:r>
+              <w:rPr>
+                <w:sz w:val="17"/>
+                <w:szCs w:val="17"/>
+              </w:rPr>
+              <w:t xml:space="preserve">Convocatoria cerrada con selección</w:t>
+            </w:r>
+          </w:p>
+        </w:tc>
+      </w:tr>
+      <w:tr>
+        <w:trPr>
+          <w:cantSplit/>
+        </w:trPr>
+        <w:tc>
+          <w:tcPr>
+            <w:tcW w:w="985" w:type="dxa"/>
+          </w:tcPr>
+          <w:p>
+            <w:pPr>
+              <w:spacing w:after="0" w:line="240" w:lineRule="auto"/>
+              <w:jc w:val="left"/>
+            </w:pPr>
+            <w:r>
+              <w:rPr>
+                <w:sz w:val="17"/>
+                <w:szCs w:val="17"/>
+              </w:rPr>
+              <w:t xml:space="preserve">SIP</w:t>
+            </w:r>
+          </w:p>
+        </w:tc>
+        <w:tc>
+          <w:tcPr>
+            <w:tcW w:w="3697" w:type="dxa"/>
+          </w:tcPr>
+          <w:p>
+            <w:pPr>
+              <w:spacing w:after="0" w:line="240" w:lineRule="auto"/>
+              <w:jc w:val="left"/>
+            </w:pPr>
+            <w:r>
+              <w:rPr>
+                <w:sz w:val="17"/>
+                <w:szCs w:val="17"/>
+              </w:rPr>
+              <w:t xml:space="preserve">Inicio de SP-P</w:t>
+            </w:r>
+          </w:p>
+        </w:tc>
+        <w:tc>
+          <w:tcPr>
+            <w:tcW w:w="3532" w:type="dxa"/>
+          </w:tcPr>
+          <w:p>
+            <w:pPr>
+              <w:spacing w:after="0" w:line="240" w:lineRule="auto"/>
+              <w:jc w:val="left"/>
+            </w:pPr>
+            <w:r>
+              <w:rPr>
+                <w:sz w:val="17"/>
+                <w:szCs w:val="17"/>
+              </w:rPr>
+              <w:t xml:space="preserve">Postulación registrada</w:t>
+            </w:r>
+          </w:p>
+        </w:tc>
+      </w:tr>
+      <w:tr>
+        <w:trPr>
+          <w:cantSplit/>
+        </w:trPr>
+        <w:tc>
+          <w:tcPr>
+            <w:tcW w:w="985" w:type="dxa"/>
+          </w:tcPr>
+          <w:p>
+            <w:pPr>
+              <w:spacing w:after="0" w:line="240" w:lineRule="auto"/>
+              <w:jc w:val="left"/>
+            </w:pPr>
+            <w:r>
+              <w:rPr>
+                <w:sz w:val="17"/>
+                <w:szCs w:val="17"/>
+              </w:rPr>
+              <w:t xml:space="preserve">EFP-01</w:t>
+            </w:r>
+          </w:p>
+        </w:tc>
+        <w:tc>
+          <w:tcPr>
+            <w:tcW w:w="3697" w:type="dxa"/>
+          </w:tcPr>
+          <w:p>
+            <w:pPr>
+              <w:spacing w:after="0" w:line="240" w:lineRule="auto"/>
+              <w:jc w:val="left"/>
+            </w:pPr>
+            <w:r>
+              <w:rPr>
+                <w:sz w:val="17"/>
+                <w:szCs w:val="17"/>
+              </w:rPr>
+              <w:t xml:space="preserve">Fin de SP-P</w:t>
+            </w:r>
+          </w:p>
+        </w:tc>
+        <w:tc>
+          <w:tcPr>
+            <w:tcW w:w="3532" w:type="dxa"/>
+          </w:tcPr>
+          <w:p>
+            <w:pPr>
+              <w:spacing w:after="0" w:line="240" w:lineRule="auto"/>
+              <w:jc w:val="left"/>
+            </w:pPr>
+            <w:r>
+              <w:rPr>
+                <w:sz w:val="17"/>
+                <w:szCs w:val="17"/>
+              </w:rPr>
+              <w:t xml:space="preserve">Postulación descartada en la preselección</w:t>
+            </w:r>
+          </w:p>
+        </w:tc>
+      </w:tr>
+      <w:tr>
+        <w:trPr>
+          <w:cantSplit/>
+        </w:trPr>
+        <w:tc>
+          <w:tcPr>
+            <w:tcW w:w="985" w:type="dxa"/>
+          </w:tcPr>
+          <w:p>
+            <w:pPr>
+              <w:spacing w:after="0" w:line="240" w:lineRule="auto"/>
+              <w:jc w:val="left"/>
+            </w:pPr>
+            <w:r>
+              <w:rPr>
+                <w:sz w:val="17"/>
+                <w:szCs w:val="17"/>
+              </w:rPr>
+              <w:t xml:space="preserve">EFP-02</w:t>
+            </w:r>
+          </w:p>
+        </w:tc>
+        <w:tc>
+          <w:tcPr>
+            <w:tcW w:w="3697" w:type="dxa"/>
+          </w:tcPr>
+          <w:p>
+            <w:pPr>
+              <w:spacing w:after="0" w:line="240" w:lineRule="auto"/>
+              <w:jc w:val="left"/>
+            </w:pPr>
+            <w:r>
+              <w:rPr>
+                <w:sz w:val="17"/>
+                <w:szCs w:val="17"/>
+              </w:rPr>
+              <w:t xml:space="preserve">Fin de mensaje de SP-P (envía MT-06)</w:t>
+            </w:r>
+          </w:p>
+        </w:tc>
+        <w:tc>
+          <w:tcPr>
+            <w:tcW w:w="3532" w:type="dxa"/>
+          </w:tcPr>
+          <w:p>
+            <w:pPr>
+              <w:spacing w:after="0" w:line="240" w:lineRule="auto"/>
+              <w:jc w:val="left"/>
+            </w:pPr>
+            <w:r>
+              <w:rPr>
+                <w:sz w:val="17"/>
+                <w:szCs w:val="17"/>
+              </w:rPr>
+              <w:t xml:space="preserve">Postulación finalista</w:t>
+            </w:r>
+          </w:p>
+        </w:tc>
+      </w:tr>
+      <w:tr>
+        <w:trPr>
+          <w:cantSplit/>
+        </w:trPr>
+        <w:tc>
+          <w:tcPr>
+            <w:tcW w:w="985" w:type="dxa"/>
+          </w:tcPr>
+          <w:p>
+            <w:pPr>
+              <w:spacing w:after="0" w:line="240" w:lineRule="auto"/>
+              <w:jc w:val="left"/>
+            </w:pPr>
+            <w:r>
+              <w:rPr>
+                <w:sz w:val="17"/>
+                <w:szCs w:val="17"/>
+              </w:rPr>
+              <w:t xml:space="preserve">EFP-03</w:t>
+            </w:r>
+          </w:p>
+        </w:tc>
+        <w:tc>
+          <w:tcPr>
+            <w:tcW w:w="3697" w:type="dxa"/>
+          </w:tcPr>
+          <w:p>
+            <w:pPr>
+              <w:spacing w:after="0" w:line="240" w:lineRule="auto"/>
+              <w:jc w:val="left"/>
+            </w:pPr>
+            <w:r>
+              <w:rPr>
+                <w:sz w:val="17"/>
+                <w:szCs w:val="17"/>
+              </w:rPr>
+              <w:t xml:space="preserve">Fin de mensaje de SP-P (envía MT-07)</w:t>
+            </w:r>
+          </w:p>
+        </w:tc>
+        <w:tc>
+          <w:tcPr>
+            <w:tcW w:w="3532" w:type="dxa"/>
+          </w:tcPr>
+          <w:p>
+            <w:pPr>
+              <w:spacing w:after="0" w:line="240" w:lineRule="auto"/>
+              <w:jc w:val="left"/>
+            </w:pPr>
+            <w:r>
+              <w:rPr>
+                <w:sz w:val="17"/>
+                <w:szCs w:val="17"/>
+              </w:rPr>
+              <w:t xml:space="preserve">Postulación descartada tras la evaluación</w:t>
+            </w:r>
+          </w:p>
+        </w:tc>
+      </w:tr>
+      <w:tr>
+        <w:trPr>
+          <w:cantSplit/>
+        </w:trPr>
+        <w:tc>
+          <w:tcPr>
+            <w:tcW w:w="985" w:type="dxa"/>
+          </w:tcPr>
+          <w:p>
+            <w:pPr>
+              <w:spacing w:after="0" w:line="240" w:lineRule="auto"/>
+              <w:jc w:val="left"/>
+            </w:pPr>
+            <w:r>
+              <w:rPr>
+                <w:sz w:val="17"/>
+                <w:szCs w:val="17"/>
+              </w:rPr>
+              <w:t xml:space="preserve">EP-01</w:t>
+            </w:r>
+          </w:p>
+        </w:tc>
+        <w:tc>
+          <w:tcPr>
+            <w:tcW w:w="3697" w:type="dxa"/>
+          </w:tcPr>
+          <w:p>
+            <w:pPr>
+              <w:spacing w:after="0" w:line="240" w:lineRule="auto"/>
+              <w:jc w:val="left"/>
+            </w:pPr>
+            <w:r>
+              <w:rPr>
+                <w:sz w:val="17"/>
+                <w:szCs w:val="17"/>
+              </w:rPr>
+              <w:t xml:space="preserve">Inicio de mensaje (pool Postulante)</w:t>
+            </w:r>
+          </w:p>
+        </w:tc>
+        <w:tc>
+          <w:tcPr>
+            <w:tcW w:w="3532" w:type="dxa"/>
+          </w:tcPr>
+          <w:p>
+            <w:pPr>
+              <w:spacing w:after="0" w:line="240" w:lineRule="auto"/>
+              <w:jc w:val="left"/>
+            </w:pPr>
+            <w:r>
+              <w:rPr>
+                <w:sz w:val="17"/>
+                <w:szCs w:val="17"/>
+              </w:rPr>
+              <w:t xml:space="preserve">Vacante publicada</w:t>
+            </w:r>
+          </w:p>
+        </w:tc>
+      </w:tr>
+      <w:tr>
+        <w:trPr>
+          <w:cantSplit/>
+        </w:trPr>
+        <w:tc>
+          <w:tcPr>
+            <w:tcW w:w="985" w:type="dxa"/>
+          </w:tcPr>
+          <w:p>
+            <w:pPr>
+              <w:spacing w:after="0" w:line="240" w:lineRule="auto"/>
+              <w:jc w:val="left"/>
+            </w:pPr>
+            <w:r>
+              <w:rPr>
+                <w:sz w:val="17"/>
+                <w:szCs w:val="17"/>
+              </w:rPr>
+              <w:t xml:space="preserve">EP-02</w:t>
+            </w:r>
+          </w:p>
+        </w:tc>
+        <w:tc>
+          <w:tcPr>
+            <w:tcW w:w="3697" w:type="dxa"/>
+          </w:tcPr>
+          <w:p>
+            <w:pPr>
+              <w:spacing w:after="0" w:line="240" w:lineRule="auto"/>
+              <w:jc w:val="left"/>
+            </w:pPr>
+            <w:r>
+              <w:rPr>
+                <w:sz w:val="17"/>
+                <w:szCs w:val="17"/>
+              </w:rPr>
+              <w:t xml:space="preserve">Fin (pool Postulante)</w:t>
+            </w:r>
+          </w:p>
+        </w:tc>
+        <w:tc>
+          <w:tcPr>
+            <w:tcW w:w="3532" w:type="dxa"/>
+          </w:tcPr>
+          <w:p>
+            <w:pPr>
+              <w:spacing w:after="0" w:line="240" w:lineRule="auto"/>
+              <w:jc w:val="left"/>
+            </w:pPr>
+            <w:r>
+              <w:rPr>
+                <w:sz w:val="17"/>
+                <w:szCs w:val="17"/>
+              </w:rPr>
+              <w:t xml:space="preserve">Postulación presentada</w:t>
+            </w:r>
+          </w:p>
+        </w:tc>
+      </w:tr>
+    </w:tbl>
+    <w:p>
+      <w:pPr>
+        <w:spacing w:after="0"/>
+        <w:ind w:left="284"/>
+      </w:pPr>
+    </w:p>
+    <w:p>
+      <w:pPr>
+        <w:keepNext/>
+        <w:spacing w:after="60"/>
+        <w:ind w:left="284"/>
+      </w:pPr>
+      <w:r>
+        <w:rPr>
+          <w:b/>
+          <w:bCs/>
+        </w:rPr>
+        <w:t xml:space="preserve">Compuertas (incluidas las uniones explícitas)</w:t>
+      </w:r>
+    </w:p>
+    <w:tbl>
+      <w:tblPr>
+        <w:tblStyle w:val="Tablaconcuadrcula"/>
+        <w:tblW w:w="8216" w:type="dxa"/>
+        <w:tblInd w:w="284" w:type="dxa"/>
+        <w:tblLayout w:type="fixed"/>
+        <w:tblLook w:val="04A0" w:firstRow="1" w:lastRow="0" w:firstColumn="1" w:lastColumn="0" w:noHBand="0" w:noVBand="1"/>
+      </w:tblPr>
+      <w:tblGrid>
+        <w:gridCol w:w="657"/>
+        <w:gridCol w:w="1314"/>
+        <w:gridCol w:w="1314"/>
+        <w:gridCol w:w="1971"/>
+        <w:gridCol w:w="2957"/>
+      </w:tblGrid>
+      <w:tr>
+        <w:trPr>
+          <w:cantSplit/>
+          <w:tblHeader/>
+        </w:trPr>
+        <w:tc>
+          <w:tcPr>
+            <w:tcW w:w="657" w:type="dxa"/>
+            <w:shd w:val="clear" w:color="auto" w:fill="D9E2F3"/>
+          </w:tcPr>
+          <w:p>
+            <w:pPr>
+              <w:spacing w:after="0" w:line="240" w:lineRule="auto"/>
+              <w:jc w:val="center"/>
+            </w:pPr>
+            <w:r>
+              <w:rPr>
+                <w:b/>
+                <w:bCs/>
+                <w:sz w:val="16"/>
+                <w:szCs w:val="16"/>
+              </w:rPr>
+              <w:t xml:space="preserve">ID</w:t>
+            </w:r>
+          </w:p>
+        </w:tc>
+        <w:tc>
+          <w:tcPr>
+            <w:tcW w:w="1314" w:type="dxa"/>
+            <w:shd w:val="clear" w:color="auto" w:fill="D9E2F3"/>
+          </w:tcPr>
+          <w:p>
+            <w:pPr>
+              <w:spacing w:after="0" w:line="240" w:lineRule="auto"/>
+              <w:jc w:val="center"/>
+            </w:pPr>
+            <w:r>
+              <w:rPr>
+                <w:b/>
+                <w:bCs/>
+                <w:sz w:val="16"/>
+                <w:szCs w:val="16"/>
+              </w:rPr>
+              <w:t xml:space="preserve">Tipo</w:t>
+            </w:r>
+          </w:p>
+        </w:tc>
+        <w:tc>
+          <w:tcPr>
+            <w:tcW w:w="1314" w:type="dxa"/>
+            <w:shd w:val="clear" w:color="auto" w:fill="D9E2F3"/>
+          </w:tcPr>
+          <w:p>
+            <w:pPr>
+              <w:spacing w:after="0" w:line="240" w:lineRule="auto"/>
+              <w:jc w:val="center"/>
+            </w:pPr>
+            <w:r>
+              <w:rPr>
+                <w:b/>
+                <w:bCs/>
+                <w:sz w:val="16"/>
+                <w:szCs w:val="16"/>
+              </w:rPr>
+              <w:t xml:space="preserve">Lane</w:t>
+            </w:r>
+          </w:p>
+        </w:tc>
+        <w:tc>
+          <w:tcPr>
+            <w:tcW w:w="1971" w:type="dxa"/>
+            <w:shd w:val="clear" w:color="auto" w:fill="D9E2F3"/>
+          </w:tcPr>
+          <w:p>
+            <w:pPr>
+              <w:spacing w:after="0" w:line="240" w:lineRule="auto"/>
+              <w:jc w:val="center"/>
+            </w:pPr>
+            <w:r>
+              <w:rPr>
+                <w:b/>
+                <w:bCs/>
+                <w:sz w:val="16"/>
+                <w:szCs w:val="16"/>
+              </w:rPr>
+              <w:t xml:space="preserve">Nombre</w:t>
+            </w:r>
+          </w:p>
+        </w:tc>
+        <w:tc>
+          <w:tcPr>
+            <w:tcW w:w="2957" w:type="dxa"/>
+            <w:shd w:val="clear" w:color="auto" w:fill="D9E2F3"/>
+          </w:tcPr>
+          <w:p>
+            <w:pPr>
+              <w:spacing w:after="0" w:line="240" w:lineRule="auto"/>
+              <w:jc w:val="center"/>
+            </w:pPr>
+            <w:r>
+              <w:rPr>
+                <w:b/>
+                <w:bCs/>
+                <w:sz w:val="16"/>
+                <w:szCs w:val="16"/>
+              </w:rPr>
+              <w:t xml:space="preserve">Salidas</w:t>
+            </w:r>
+          </w:p>
+        </w:tc>
+      </w:tr>
+      <w:tr>
+        <w:trPr>
+          <w:cantSplit/>
+        </w:trPr>
+        <w:tc>
+          <w:tcPr>
+            <w:tcW w:w="657" w:type="dxa"/>
+          </w:tcPr>
+          <w:p>
+            <w:pPr>
+              <w:spacing w:after="0" w:line="240" w:lineRule="auto"/>
+              <w:jc w:val="left"/>
+            </w:pPr>
+            <w:r>
+              <w:rPr>
+                <w:sz w:val="16"/>
+                <w:szCs w:val="16"/>
+              </w:rPr>
+              <w:t xml:space="preserve">GA1</w:t>
+            </w:r>
+          </w:p>
+        </w:tc>
+        <w:tc>
+          <w:tcPr>
+            <w:tcW w:w="1314" w:type="dxa"/>
+          </w:tcPr>
+          <w:p>
+            <w:pPr>
+              <w:spacing w:after="0" w:line="240" w:lineRule="auto"/>
+              <w:jc w:val="left"/>
+            </w:pPr>
+            <w:r>
+              <w:rPr>
+                <w:sz w:val="16"/>
+                <w:szCs w:val="16"/>
+              </w:rPr>
+              <w:t xml:space="preserve">Exclusiva</w:t>
+            </w:r>
+          </w:p>
+        </w:tc>
+        <w:tc>
+          <w:tcPr>
+            <w:tcW w:w="1314" w:type="dxa"/>
+          </w:tcPr>
+          <w:p>
+            <w:pPr>
+              <w:spacing w:after="0" w:line="240" w:lineRule="auto"/>
+              <w:jc w:val="left"/>
+            </w:pPr>
+            <w:r>
+              <w:rPr>
+                <w:sz w:val="16"/>
+                <w:szCs w:val="16"/>
+              </w:rPr>
+              <w:t xml:space="preserve">RR. HH.</w:t>
+            </w:r>
+          </w:p>
+        </w:tc>
+        <w:tc>
+          <w:tcPr>
+            <w:tcW w:w="1971" w:type="dxa"/>
+          </w:tcPr>
+          <w:p>
+            <w:pPr>
+              <w:spacing w:after="0" w:line="240" w:lineRule="auto"/>
+              <w:jc w:val="left"/>
+            </w:pPr>
+            <w:r>
+              <w:rPr>
+                <w:sz w:val="16"/>
+                <w:szCs w:val="16"/>
+              </w:rPr>
+              <w:t xml:space="preserve">¿Requerimiento conforme?</w:t>
+            </w:r>
+          </w:p>
+        </w:tc>
+        <w:tc>
+          <w:tcPr>
+            <w:tcW w:w="2957" w:type="dxa"/>
+          </w:tcPr>
+          <w:p>
+            <w:pPr>
+              <w:spacing w:after="0" w:line="240" w:lineRule="auto"/>
+              <w:jc w:val="left"/>
+            </w:pPr>
+            <w:r>
+              <w:rPr>
+                <w:sz w:val="16"/>
+                <w:szCs w:val="16"/>
+              </w:rPr>
+              <w:t xml:space="preserve">Observado → TB-04 (→ TB-02) · Validado → TB-05</w:t>
+            </w:r>
+          </w:p>
+        </w:tc>
+      </w:tr>
+      <w:tr>
+        <w:trPr>
+          <w:cantSplit/>
+        </w:trPr>
+        <w:tc>
+          <w:tcPr>
+            <w:tcW w:w="657" w:type="dxa"/>
+          </w:tcPr>
+          <w:p>
+            <w:pPr>
+              <w:spacing w:after="0" w:line="240" w:lineRule="auto"/>
+              <w:jc w:val="left"/>
+            </w:pPr>
+            <w:r>
+              <w:rPr>
+                <w:sz w:val="16"/>
+                <w:szCs w:val="16"/>
+              </w:rPr>
+              <w:t xml:space="preserve">GA2</w:t>
+            </w:r>
+          </w:p>
+        </w:tc>
+        <w:tc>
+          <w:tcPr>
+            <w:tcW w:w="1314" w:type="dxa"/>
+          </w:tcPr>
+          <w:p>
+            <w:pPr>
+              <w:spacing w:after="0" w:line="240" w:lineRule="auto"/>
+              <w:jc w:val="left"/>
+            </w:pPr>
+            <w:r>
+              <w:rPr>
+                <w:sz w:val="16"/>
+                <w:szCs w:val="16"/>
+              </w:rPr>
+              <w:t xml:space="preserve">Exclusiva</w:t>
+            </w:r>
+          </w:p>
+        </w:tc>
+        <w:tc>
+          <w:tcPr>
+            <w:tcW w:w="1314" w:type="dxa"/>
+          </w:tcPr>
+          <w:p>
+            <w:pPr>
+              <w:spacing w:after="0" w:line="240" w:lineRule="auto"/>
+              <w:jc w:val="left"/>
+            </w:pPr>
+            <w:r>
+              <w:rPr>
+                <w:sz w:val="16"/>
+                <w:szCs w:val="16"/>
+              </w:rPr>
+              <w:t xml:space="preserve">Aprobador / Dirección</w:t>
+            </w:r>
+          </w:p>
+        </w:tc>
+        <w:tc>
+          <w:tcPr>
+            <w:tcW w:w="1971" w:type="dxa"/>
+          </w:tcPr>
+          <w:p>
+            <w:pPr>
+              <w:spacing w:after="0" w:line="240" w:lineRule="auto"/>
+              <w:jc w:val="left"/>
+            </w:pPr>
+            <w:r>
+              <w:rPr>
+                <w:sz w:val="16"/>
+                <w:szCs w:val="16"/>
+              </w:rPr>
+              <w:t xml:space="preserve">¿Requerimiento aprobado?</w:t>
+            </w:r>
+          </w:p>
+        </w:tc>
+        <w:tc>
+          <w:tcPr>
+            <w:tcW w:w="2957" w:type="dxa"/>
+          </w:tcPr>
+          <w:p>
+            <w:pPr>
+              <w:spacing w:after="0" w:line="240" w:lineRule="auto"/>
+              <w:jc w:val="left"/>
+            </w:pPr>
+            <w:r>
+              <w:rPr>
+                <w:sz w:val="16"/>
+                <w:szCs w:val="16"/>
+              </w:rPr>
+              <w:t xml:space="preserve">No → TB-06 → EFA · Sí → TB-07</w:t>
+            </w:r>
+          </w:p>
+        </w:tc>
+      </w:tr>
+      <w:tr>
+        <w:trPr>
+          <w:cantSplit/>
+        </w:trPr>
+        <w:tc>
+          <w:tcPr>
+            <w:tcW w:w="657" w:type="dxa"/>
+          </w:tcPr>
+          <w:p>
+            <w:pPr>
+              <w:spacing w:after="0" w:line="240" w:lineRule="auto"/>
+              <w:jc w:val="left"/>
+            </w:pPr>
+            <w:r>
+              <w:rPr>
+                <w:sz w:val="16"/>
+                <w:szCs w:val="16"/>
+              </w:rPr>
+              <w:t xml:space="preserve">GB1</w:t>
+            </w:r>
+          </w:p>
+        </w:tc>
+        <w:tc>
+          <w:tcPr>
+            <w:tcW w:w="1314" w:type="dxa"/>
+          </w:tcPr>
+          <w:p>
+            <w:pPr>
+              <w:spacing w:after="0" w:line="240" w:lineRule="auto"/>
+              <w:jc w:val="left"/>
+            </w:pPr>
+            <w:r>
+              <w:rPr>
+                <w:sz w:val="16"/>
+                <w:szCs w:val="16"/>
+              </w:rPr>
+              <w:t xml:space="preserve">Exclusiva</w:t>
+            </w:r>
+          </w:p>
+        </w:tc>
+        <w:tc>
+          <w:tcPr>
+            <w:tcW w:w="1314" w:type="dxa"/>
+          </w:tcPr>
+          <w:p>
+            <w:pPr>
+              <w:spacing w:after="0" w:line="240" w:lineRule="auto"/>
+              <w:jc w:val="left"/>
+            </w:pPr>
+            <w:r>
+              <w:rPr>
+                <w:sz w:val="16"/>
+                <w:szCs w:val="16"/>
+              </w:rPr>
+              <w:t xml:space="preserve">Plataforma</w:t>
+            </w:r>
+          </w:p>
+        </w:tc>
+        <w:tc>
+          <w:tcPr>
+            <w:tcW w:w="1971" w:type="dxa"/>
+          </w:tcPr>
+          <w:p>
+            <w:pPr>
+              <w:spacing w:after="0" w:line="240" w:lineRule="auto"/>
+              <w:jc w:val="left"/>
+            </w:pPr>
+            <w:r>
+              <w:rPr>
+                <w:sz w:val="16"/>
+                <w:szCs w:val="16"/>
+              </w:rPr>
+              <w:t xml:space="preserve">¿Configuración válida?</w:t>
+            </w:r>
+          </w:p>
+        </w:tc>
+        <w:tc>
+          <w:tcPr>
+            <w:tcW w:w="2957" w:type="dxa"/>
+          </w:tcPr>
+          <w:p>
+            <w:pPr>
+              <w:spacing w:after="0" w:line="240" w:lineRule="auto"/>
+              <w:jc w:val="left"/>
+            </w:pPr>
+            <w:r>
+              <w:rPr>
+                <w:sz w:val="16"/>
+                <w:szCs w:val="16"/>
+              </w:rPr>
+              <w:t xml:space="preserve">No → TB-08 · Sí → TB-10</w:t>
+            </w:r>
+          </w:p>
+        </w:tc>
+      </w:tr>
+      <w:tr>
+        <w:trPr>
+          <w:cantSplit/>
+        </w:trPr>
+        <w:tc>
+          <w:tcPr>
+            <w:tcW w:w="657" w:type="dxa"/>
+          </w:tcPr>
+          <w:p>
+            <w:pPr>
+              <w:spacing w:after="0" w:line="240" w:lineRule="auto"/>
+              <w:jc w:val="left"/>
+            </w:pPr>
+            <w:r>
+              <w:rPr>
+                <w:sz w:val="16"/>
+                <w:szCs w:val="16"/>
+              </w:rPr>
+              <w:t xml:space="preserve">GD1</w:t>
+            </w:r>
+          </w:p>
+        </w:tc>
+        <w:tc>
+          <w:tcPr>
+            <w:tcW w:w="1314" w:type="dxa"/>
+          </w:tcPr>
+          <w:p>
+            <w:pPr>
+              <w:spacing w:after="0" w:line="240" w:lineRule="auto"/>
+              <w:jc w:val="left"/>
+            </w:pPr>
+            <w:r>
+              <w:rPr>
+                <w:sz w:val="16"/>
+                <w:szCs w:val="16"/>
+              </w:rPr>
+              <w:t xml:space="preserve">Exclusiva (SP-P)</w:t>
+            </w:r>
+          </w:p>
+        </w:tc>
+        <w:tc>
+          <w:tcPr>
+            <w:tcW w:w="1314" w:type="dxa"/>
+          </w:tcPr>
+          <w:p>
+            <w:pPr>
+              <w:spacing w:after="0" w:line="240" w:lineRule="auto"/>
+              <w:jc w:val="left"/>
+            </w:pPr>
+            <w:r>
+              <w:rPr>
+                <w:sz w:val="16"/>
+                <w:szCs w:val="16"/>
+              </w:rPr>
+              <w:t xml:space="preserve">RR. HH.</w:t>
+            </w:r>
+          </w:p>
+        </w:tc>
+        <w:tc>
+          <w:tcPr>
+            <w:tcW w:w="1971" w:type="dxa"/>
+          </w:tcPr>
+          <w:p>
+            <w:pPr>
+              <w:spacing w:after="0" w:line="240" w:lineRule="auto"/>
+              <w:jc w:val="left"/>
+            </w:pPr>
+            <w:r>
+              <w:rPr>
+                <w:sz w:val="16"/>
+                <w:szCs w:val="16"/>
+              </w:rPr>
+              <w:t xml:space="preserve">¿Candidato preseleccionado?</w:t>
+            </w:r>
+          </w:p>
+        </w:tc>
+        <w:tc>
+          <w:tcPr>
+            <w:tcW w:w="2957" w:type="dxa"/>
+          </w:tcPr>
+          <w:p>
+            <w:pPr>
+              <w:spacing w:after="0" w:line="240" w:lineRule="auto"/>
+              <w:jc w:val="left"/>
+            </w:pPr>
+            <w:r>
+              <w:rPr>
+                <w:sz w:val="16"/>
+                <w:szCs w:val="16"/>
+              </w:rPr>
+              <w:t xml:space="preserve">No → EFP-01 · Sí → GM1</w:t>
+            </w:r>
+          </w:p>
+        </w:tc>
+      </w:tr>
+      <w:tr>
+        <w:trPr>
+          <w:cantSplit/>
+        </w:trPr>
+        <w:tc>
+          <w:tcPr>
+            <w:tcW w:w="657" w:type="dxa"/>
+          </w:tcPr>
+          <w:p>
+            <w:pPr>
+              <w:spacing w:after="0" w:line="240" w:lineRule="auto"/>
+              <w:jc w:val="left"/>
+            </w:pPr>
+            <w:r>
+              <w:rPr>
+                <w:sz w:val="16"/>
+                <w:szCs w:val="16"/>
+              </w:rPr>
+              <w:t xml:space="preserve">GM1</w:t>
+            </w:r>
+          </w:p>
+        </w:tc>
+        <w:tc>
+          <w:tcPr>
+            <w:tcW w:w="1314" w:type="dxa"/>
+          </w:tcPr>
+          <w:p>
+            <w:pPr>
+              <w:spacing w:after="0" w:line="240" w:lineRule="auto"/>
+              <w:jc w:val="left"/>
+            </w:pPr>
+            <w:r>
+              <w:rPr>
+                <w:sz w:val="16"/>
+                <w:szCs w:val="16"/>
+              </w:rPr>
+              <w:t xml:space="preserve">Unión exclusiva (SP-P)</w:t>
+            </w:r>
+          </w:p>
+        </w:tc>
+        <w:tc>
+          <w:tcPr>
+            <w:tcW w:w="1314" w:type="dxa"/>
+          </w:tcPr>
+          <w:p>
+            <w:pPr>
+              <w:spacing w:after="0" w:line="240" w:lineRule="auto"/>
+              <w:jc w:val="left"/>
+            </w:pPr>
+            <w:r>
+              <w:rPr>
+                <w:sz w:val="16"/>
+                <w:szCs w:val="16"/>
+              </w:rPr>
+              <w:t xml:space="preserve">RR. HH.</w:t>
+            </w:r>
+          </w:p>
+        </w:tc>
+        <w:tc>
+          <w:tcPr>
+            <w:tcW w:w="1971" w:type="dxa"/>
+          </w:tcPr>
+          <w:p>
+            <w:pPr>
+              <w:spacing w:after="0" w:line="240" w:lineRule="auto"/>
+              <w:jc w:val="left"/>
+            </w:pPr>
+            <w:r>
+              <w:rPr>
+                <w:sz w:val="16"/>
+                <w:szCs w:val="16"/>
+              </w:rPr>
+              <w:t xml:space="preserve">Unión antes de programar</w:t>
+            </w:r>
+          </w:p>
+        </w:tc>
+        <w:tc>
+          <w:tcPr>
+            <w:tcW w:w="2957" w:type="dxa"/>
+          </w:tcPr>
+          <w:p>
+            <w:pPr>
+              <w:spacing w:after="0" w:line="240" w:lineRule="auto"/>
+              <w:jc w:val="left"/>
+            </w:pPr>
+            <w:r>
+              <w:rPr>
+                <w:sz w:val="16"/>
+                <w:szCs w:val="16"/>
+              </w:rPr>
+              <w:t xml:space="preserve">Entradas: GD1 [Sí] y GD3 [Sí] → GD2</w:t>
+            </w:r>
+          </w:p>
+        </w:tc>
+      </w:tr>
+      <w:tr>
+        <w:trPr>
+          <w:cantSplit/>
+        </w:trPr>
+        <w:tc>
+          <w:tcPr>
+            <w:tcW w:w="657" w:type="dxa"/>
+          </w:tcPr>
+          <w:p>
+            <w:pPr>
+              <w:spacing w:after="0" w:line="240" w:lineRule="auto"/>
+              <w:jc w:val="left"/>
+            </w:pPr>
+            <w:r>
+              <w:rPr>
+                <w:sz w:val="16"/>
+                <w:szCs w:val="16"/>
+              </w:rPr>
+              <w:t xml:space="preserve">GD2</w:t>
+            </w:r>
+          </w:p>
+        </w:tc>
+        <w:tc>
+          <w:tcPr>
+            <w:tcW w:w="1314" w:type="dxa"/>
+          </w:tcPr>
+          <w:p>
+            <w:pPr>
+              <w:spacing w:after="0" w:line="240" w:lineRule="auto"/>
+              <w:jc w:val="left"/>
+            </w:pPr>
+            <w:r>
+              <w:rPr>
+                <w:sz w:val="16"/>
+                <w:szCs w:val="16"/>
+              </w:rPr>
+              <w:t xml:space="preserve">Exclusiva (SP-P)</w:t>
+            </w:r>
+          </w:p>
+        </w:tc>
+        <w:tc>
+          <w:tcPr>
+            <w:tcW w:w="1314" w:type="dxa"/>
+          </w:tcPr>
+          <w:p>
+            <w:pPr>
+              <w:spacing w:after="0" w:line="240" w:lineRule="auto"/>
+              <w:jc w:val="left"/>
+            </w:pPr>
+            <w:r>
+              <w:rPr>
+                <w:sz w:val="16"/>
+                <w:szCs w:val="16"/>
+              </w:rPr>
+              <w:t xml:space="preserve">RR. HH.</w:t>
+            </w:r>
+          </w:p>
+        </w:tc>
+        <w:tc>
+          <w:tcPr>
+            <w:tcW w:w="1971" w:type="dxa"/>
+          </w:tcPr>
+          <w:p>
+            <w:pPr>
+              <w:spacing w:after="0" w:line="240" w:lineRule="auto"/>
+              <w:jc w:val="left"/>
+            </w:pPr>
+            <w:r>
+              <w:rPr>
+                <w:sz w:val="16"/>
+                <w:szCs w:val="16"/>
+              </w:rPr>
+              <w:t xml:space="preserve">¿Qué sesión se programa?</w:t>
+            </w:r>
+          </w:p>
+        </w:tc>
+        <w:tc>
+          <w:tcPr>
+            <w:tcW w:w="2957" w:type="dxa"/>
+          </w:tcPr>
+          <w:p>
+            <w:pPr>
+              <w:spacing w:after="0" w:line="240" w:lineRule="auto"/>
+              <w:jc w:val="left"/>
+            </w:pPr>
+            <w:r>
+              <w:rPr>
+                <w:sz w:val="16"/>
+                <w:szCs w:val="16"/>
+              </w:rPr>
+              <w:t xml:space="preserve">Evaluación → TB-18 · Entrevista → TB-20</w:t>
+            </w:r>
+          </w:p>
+        </w:tc>
+      </w:tr>
+      <w:tr>
+        <w:trPr>
+          <w:cantSplit/>
+        </w:trPr>
+        <w:tc>
+          <w:tcPr>
+            <w:tcW w:w="657" w:type="dxa"/>
+          </w:tcPr>
+          <w:p>
+            <w:pPr>
+              <w:spacing w:after="0" w:line="240" w:lineRule="auto"/>
+              <w:jc w:val="left"/>
+            </w:pPr>
+            <w:r>
+              <w:rPr>
+                <w:sz w:val="16"/>
+                <w:szCs w:val="16"/>
+              </w:rPr>
+              <w:t xml:space="preserve">GM2</w:t>
+            </w:r>
+          </w:p>
+        </w:tc>
+        <w:tc>
+          <w:tcPr>
+            <w:tcW w:w="1314" w:type="dxa"/>
+          </w:tcPr>
+          <w:p>
+            <w:pPr>
+              <w:spacing w:after="0" w:line="240" w:lineRule="auto"/>
+              <w:jc w:val="left"/>
+            </w:pPr>
+            <w:r>
+              <w:rPr>
+                <w:sz w:val="16"/>
+                <w:szCs w:val="16"/>
+              </w:rPr>
+              <w:t xml:space="preserve">Unión exclusiva (SP-P)</w:t>
+            </w:r>
+          </w:p>
+        </w:tc>
+        <w:tc>
+          <w:tcPr>
+            <w:tcW w:w="1314" w:type="dxa"/>
+          </w:tcPr>
+          <w:p>
+            <w:pPr>
+              <w:spacing w:after="0" w:line="240" w:lineRule="auto"/>
+              <w:jc w:val="left"/>
+            </w:pPr>
+            <w:r>
+              <w:rPr>
+                <w:sz w:val="16"/>
+                <w:szCs w:val="16"/>
+              </w:rPr>
+              <w:t xml:space="preserve">Plataforma</w:t>
+            </w:r>
+          </w:p>
+        </w:tc>
+        <w:tc>
+          <w:tcPr>
+            <w:tcW w:w="1971" w:type="dxa"/>
+          </w:tcPr>
+          <w:p>
+            <w:pPr>
+              <w:spacing w:after="0" w:line="240" w:lineRule="auto"/>
+              <w:jc w:val="left"/>
+            </w:pPr>
+            <w:r>
+              <w:rPr>
+                <w:sz w:val="16"/>
+                <w:szCs w:val="16"/>
+              </w:rPr>
+              <w:t xml:space="preserve">Unión de sesiones programadas</w:t>
+            </w:r>
+          </w:p>
+        </w:tc>
+        <w:tc>
+          <w:tcPr>
+            <w:tcW w:w="2957" w:type="dxa"/>
+          </w:tcPr>
+          <w:p>
+            <w:pPr>
+              <w:spacing w:after="0" w:line="240" w:lineRule="auto"/>
+              <w:jc w:val="left"/>
+            </w:pPr>
+            <w:r>
+              <w:rPr>
+                <w:sz w:val="16"/>
+                <w:szCs w:val="16"/>
+              </w:rPr>
+              <w:t xml:space="preserve">Entradas: TB-18 y TB-20 → TB-19</w:t>
+            </w:r>
+          </w:p>
+        </w:tc>
+      </w:tr>
+      <w:tr>
+        <w:trPr>
+          <w:cantSplit/>
+        </w:trPr>
+        <w:tc>
+          <w:tcPr>
+            <w:tcW w:w="657" w:type="dxa"/>
+          </w:tcPr>
+          <w:p>
+            <w:pPr>
+              <w:spacing w:after="0" w:line="240" w:lineRule="auto"/>
+              <w:jc w:val="left"/>
+            </w:pPr>
+            <w:r>
+              <w:rPr>
+                <w:sz w:val="16"/>
+                <w:szCs w:val="16"/>
+              </w:rPr>
+              <w:t xml:space="preserve">GV</w:t>
+            </w:r>
+          </w:p>
+        </w:tc>
+        <w:tc>
+          <w:tcPr>
+            <w:tcW w:w="1314" w:type="dxa"/>
+          </w:tcPr>
+          <w:p>
+            <w:pPr>
+              <w:spacing w:after="0" w:line="240" w:lineRule="auto"/>
+              <w:jc w:val="left"/>
+            </w:pPr>
+            <w:r>
+              <w:rPr>
+                <w:sz w:val="16"/>
+                <w:szCs w:val="16"/>
+              </w:rPr>
+              <w:t xml:space="preserve">Exclusiva (SP-P)</w:t>
+            </w:r>
+          </w:p>
+        </w:tc>
+        <w:tc>
+          <w:tcPr>
+            <w:tcW w:w="1314" w:type="dxa"/>
+          </w:tcPr>
+          <w:p>
+            <w:pPr>
+              <w:spacing w:after="0" w:line="240" w:lineRule="auto"/>
+              <w:jc w:val="left"/>
+            </w:pPr>
+            <w:r>
+              <w:rPr>
+                <w:sz w:val="16"/>
+                <w:szCs w:val="16"/>
+              </w:rPr>
+              <w:t xml:space="preserve">Plataforma</w:t>
+            </w:r>
+          </w:p>
+        </w:tc>
+        <w:tc>
+          <w:tcPr>
+            <w:tcW w:w="1971" w:type="dxa"/>
+          </w:tcPr>
+          <w:p>
+            <w:pPr>
+              <w:spacing w:after="0" w:line="240" w:lineRule="auto"/>
+              <w:jc w:val="left"/>
+            </w:pPr>
+            <w:r>
+              <w:rPr>
+                <w:sz w:val="16"/>
+                <w:szCs w:val="16"/>
+              </w:rPr>
+              <w:t xml:space="preserve">¿Puntajes válidos?</w:t>
+            </w:r>
+          </w:p>
+        </w:tc>
+        <w:tc>
+          <w:tcPr>
+            <w:tcW w:w="2957" w:type="dxa"/>
+          </w:tcPr>
+          <w:p>
+            <w:pPr>
+              <w:spacing w:after="0" w:line="240" w:lineRule="auto"/>
+              <w:jc w:val="left"/>
+            </w:pPr>
+            <w:r>
+              <w:rPr>
+                <w:sz w:val="16"/>
+                <w:szCs w:val="16"/>
+              </w:rPr>
+              <w:t xml:space="preserve">No → TB-21 (el sistema rechaza y el evaluador corrige y reenvía; no se guarda nada) · Sí → GD3</w:t>
+            </w:r>
+          </w:p>
+        </w:tc>
+      </w:tr>
+      <w:tr>
+        <w:trPr>
+          <w:cantSplit/>
+        </w:trPr>
+        <w:tc>
+          <w:tcPr>
+            <w:tcW w:w="657" w:type="dxa"/>
+          </w:tcPr>
+          <w:p>
+            <w:pPr>
+              <w:spacing w:after="0" w:line="240" w:lineRule="auto"/>
+              <w:jc w:val="left"/>
+            </w:pPr>
+            <w:r>
+              <w:rPr>
+                <w:sz w:val="16"/>
+                <w:szCs w:val="16"/>
+              </w:rPr>
+              <w:t xml:space="preserve">GD3</w:t>
+            </w:r>
+          </w:p>
+        </w:tc>
+        <w:tc>
+          <w:tcPr>
+            <w:tcW w:w="1314" w:type="dxa"/>
+          </w:tcPr>
+          <w:p>
+            <w:pPr>
+              <w:spacing w:after="0" w:line="240" w:lineRule="auto"/>
+              <w:jc w:val="left"/>
+            </w:pPr>
+            <w:r>
+              <w:rPr>
+                <w:sz w:val="16"/>
+                <w:szCs w:val="16"/>
+              </w:rPr>
+              <w:t xml:space="preserve">Exclusiva (SP-P)</w:t>
+            </w:r>
+          </w:p>
+        </w:tc>
+        <w:tc>
+          <w:tcPr>
+            <w:tcW w:w="1314" w:type="dxa"/>
+          </w:tcPr>
+          <w:p>
+            <w:pPr>
+              <w:spacing w:after="0" w:line="240" w:lineRule="auto"/>
+              <w:jc w:val="left"/>
+            </w:pPr>
+            <w:r>
+              <w:rPr>
+                <w:sz w:val="16"/>
+                <w:szCs w:val="16"/>
+              </w:rPr>
+              <w:t xml:space="preserve">RR. HH.</w:t>
+            </w:r>
+          </w:p>
+        </w:tc>
+        <w:tc>
+          <w:tcPr>
+            <w:tcW w:w="1971" w:type="dxa"/>
+          </w:tcPr>
+          <w:p>
+            <w:pPr>
+              <w:spacing w:after="0" w:line="240" w:lineRule="auto"/>
+              <w:jc w:val="left"/>
+            </w:pPr>
+            <w:r>
+              <w:rPr>
+                <w:sz w:val="16"/>
+                <w:szCs w:val="16"/>
+              </w:rPr>
+              <w:t xml:space="preserve">¿Otra sesión?</w:t>
+            </w:r>
+          </w:p>
+        </w:tc>
+        <w:tc>
+          <w:tcPr>
+            <w:tcW w:w="2957" w:type="dxa"/>
+          </w:tcPr>
+          <w:p>
+            <w:pPr>
+              <w:spacing w:after="0" w:line="240" w:lineRule="auto"/>
+              <w:jc w:val="left"/>
+            </w:pPr>
+            <w:r>
+              <w:rPr>
+                <w:sz w:val="16"/>
+                <w:szCs w:val="16"/>
+              </w:rPr>
+              <w:t xml:space="preserve">Sí → GM1 · No → TB-23</w:t>
+            </w:r>
+          </w:p>
+        </w:tc>
+      </w:tr>
+      <w:tr>
+        <w:trPr>
+          <w:cantSplit/>
+        </w:trPr>
+        <w:tc>
+          <w:tcPr>
+            <w:tcW w:w="657" w:type="dxa"/>
+          </w:tcPr>
+          <w:p>
+            <w:pPr>
+              <w:spacing w:after="0" w:line="240" w:lineRule="auto"/>
+              <w:jc w:val="left"/>
+            </w:pPr>
+            <w:r>
+              <w:rPr>
+                <w:sz w:val="16"/>
+                <w:szCs w:val="16"/>
+              </w:rPr>
+              <w:t xml:space="preserve">GF</w:t>
+            </w:r>
+          </w:p>
+        </w:tc>
+        <w:tc>
+          <w:tcPr>
+            <w:tcW w:w="1314" w:type="dxa"/>
+          </w:tcPr>
+          <w:p>
+            <w:pPr>
+              <w:spacing w:after="0" w:line="240" w:lineRule="auto"/>
+              <w:jc w:val="left"/>
+            </w:pPr>
+            <w:r>
+              <w:rPr>
+                <w:sz w:val="16"/>
+                <w:szCs w:val="16"/>
+              </w:rPr>
+              <w:t xml:space="preserve">Exclusiva (SP-P)</w:t>
+            </w:r>
+          </w:p>
+        </w:tc>
+        <w:tc>
+          <w:tcPr>
+            <w:tcW w:w="1314" w:type="dxa"/>
+          </w:tcPr>
+          <w:p>
+            <w:pPr>
+              <w:spacing w:after="0" w:line="240" w:lineRule="auto"/>
+              <w:jc w:val="left"/>
+            </w:pPr>
+            <w:r>
+              <w:rPr>
+                <w:sz w:val="16"/>
+                <w:szCs w:val="16"/>
+              </w:rPr>
+              <w:t xml:space="preserve">RR. HH.</w:t>
+            </w:r>
+          </w:p>
+        </w:tc>
+        <w:tc>
+          <w:tcPr>
+            <w:tcW w:w="1971" w:type="dxa"/>
+          </w:tcPr>
+          <w:p>
+            <w:pPr>
+              <w:spacing w:after="0" w:line="240" w:lineRule="auto"/>
+              <w:jc w:val="left"/>
+            </w:pPr>
+            <w:r>
+              <w:rPr>
+                <w:sz w:val="16"/>
+                <w:szCs w:val="16"/>
+              </w:rPr>
+              <w:t xml:space="preserve">¿Finalista?</w:t>
+            </w:r>
+          </w:p>
+        </w:tc>
+        <w:tc>
+          <w:tcPr>
+            <w:tcW w:w="2957" w:type="dxa"/>
+          </w:tcPr>
+          <w:p>
+            <w:pPr>
+              <w:spacing w:after="0" w:line="240" w:lineRule="auto"/>
+              <w:jc w:val="left"/>
+            </w:pPr>
+            <w:r>
+              <w:rPr>
+                <w:sz w:val="16"/>
+                <w:szCs w:val="16"/>
+              </w:rPr>
+              <w:t xml:space="preserve">Sí → EFP-02 · No → EFP-03</w:t>
+            </w:r>
+          </w:p>
+        </w:tc>
+      </w:tr>
+    </w:tbl>
+    <w:p>
+      <w:pPr>
+        <w:spacing w:after="0"/>
+        <w:ind w:left="284"/>
+      </w:pPr>
+    </w:p>
+    <w:p>
+      <w:pPr>
+        <w:keepNext/>
+        <w:spacing w:after="60"/>
+        <w:ind w:left="284"/>
+      </w:pPr>
+      <w:r>
+        <w:rPr>
+          <w:b/>
+          <w:bCs/>
+        </w:rPr>
+        <w:t xml:space="preserve">Flujos de mensaje (lista cerrada, unidireccional)</w:t>
+      </w:r>
+    </w:p>
+    <w:tbl>
+      <w:tblPr>
+        <w:tblStyle w:val="Tablaconcuadrcula"/>
+        <w:tblW w:w="8216" w:type="dxa"/>
+        <w:tblInd w:w="284" w:type="dxa"/>
+        <w:tblLayout w:type="fixed"/>
+        <w:tblLook w:val="04A0" w:firstRow="1" w:lastRow="0" w:firstColumn="1" w:lastColumn="0" w:noHBand="0" w:noVBand="1"/>
+      </w:tblPr>
+      <w:tblGrid>
+        <w:gridCol w:w="657"/>
+        <w:gridCol w:w="2629"/>
+        <w:gridCol w:w="1068"/>
+        <w:gridCol w:w="1971"/>
+        <w:gridCol w:w="1889"/>
+      </w:tblGrid>
+      <w:tr>
+        <w:trPr>
+          <w:cantSplit/>
+          <w:tblHeader/>
+        </w:trPr>
+        <w:tc>
+          <w:tcPr>
+            <w:tcW w:w="657" w:type="dxa"/>
+            <w:shd w:val="clear" w:color="auto" w:fill="D9E2F3"/>
+          </w:tcPr>
+          <w:p>
+            <w:pPr>
+              <w:spacing w:after="0" w:line="240" w:lineRule="auto"/>
+              <w:jc w:val="center"/>
+            </w:pPr>
+            <w:r>
+              <w:rPr>
+                <w:b/>
+                <w:bCs/>
+                <w:sz w:val="16"/>
+                <w:szCs w:val="16"/>
+              </w:rPr>
+              <w:t xml:space="preserve">ID</w:t>
+            </w:r>
+          </w:p>
+        </w:tc>
+        <w:tc>
+          <w:tcPr>
+            <w:tcW w:w="2629" w:type="dxa"/>
+            <w:shd w:val="clear" w:color="auto" w:fill="D9E2F3"/>
+          </w:tcPr>
+          <w:p>
+            <w:pPr>
+              <w:spacing w:after="0" w:line="240" w:lineRule="auto"/>
+              <w:jc w:val="center"/>
+            </w:pPr>
+            <w:r>
+              <w:rPr>
+                <w:b/>
+                <w:bCs/>
+                <w:sz w:val="16"/>
+                <w:szCs w:val="16"/>
+              </w:rPr>
+              <w:t xml:space="preserve">Origen</w:t>
+            </w:r>
+          </w:p>
+        </w:tc>
+        <w:tc>
+          <w:tcPr>
+            <w:tcW w:w="1068" w:type="dxa"/>
+            <w:shd w:val="clear" w:color="auto" w:fill="D9E2F3"/>
+          </w:tcPr>
+          <w:p>
+            <w:pPr>
+              <w:spacing w:after="0" w:line="240" w:lineRule="auto"/>
+              <w:jc w:val="center"/>
+            </w:pPr>
+            <w:r>
+              <w:rPr>
+                <w:b/>
+                <w:bCs/>
+                <w:sz w:val="16"/>
+                <w:szCs w:val="16"/>
+              </w:rPr>
+              <w:t xml:space="preserve">Destino</w:t>
+            </w:r>
+          </w:p>
+        </w:tc>
+        <w:tc>
+          <w:tcPr>
+            <w:tcW w:w="1971" w:type="dxa"/>
+            <w:shd w:val="clear" w:color="auto" w:fill="D9E2F3"/>
+          </w:tcPr>
+          <w:p>
+            <w:pPr>
+              <w:spacing w:after="0" w:line="240" w:lineRule="auto"/>
+              <w:jc w:val="center"/>
+            </w:pPr>
+            <w:r>
+              <w:rPr>
+                <w:b/>
+                <w:bCs/>
+                <w:sz w:val="16"/>
+                <w:szCs w:val="16"/>
+              </w:rPr>
+              <w:t xml:space="preserve">Elemento receptor</w:t>
+            </w:r>
+          </w:p>
+        </w:tc>
+        <w:tc>
+          <w:tcPr>
+            <w:tcW w:w="1889" w:type="dxa"/>
+            <w:shd w:val="clear" w:color="auto" w:fill="D9E2F3"/>
+          </w:tcPr>
+          <w:p>
+            <w:pPr>
+              <w:spacing w:after="0" w:line="240" w:lineRule="auto"/>
+              <w:jc w:val="center"/>
+            </w:pPr>
+            <w:r>
+              <w:rPr>
+                <w:b/>
+                <w:bCs/>
+                <w:sz w:val="16"/>
+                <w:szCs w:val="16"/>
+              </w:rPr>
+              <w:t xml:space="preserve">Contenido</w:t>
+            </w:r>
+          </w:p>
+        </w:tc>
+      </w:tr>
+      <w:tr>
+        <w:trPr>
+          <w:cantSplit/>
+        </w:trPr>
+        <w:tc>
+          <w:tcPr>
+            <w:tcW w:w="657" w:type="dxa"/>
+          </w:tcPr>
+          <w:p>
+            <w:pPr>
+              <w:spacing w:after="0" w:line="240" w:lineRule="auto"/>
+              <w:jc w:val="left"/>
+            </w:pPr>
+            <w:r>
+              <w:rPr>
+                <w:sz w:val="16"/>
+                <w:szCs w:val="16"/>
+              </w:rPr>
+              <w:t xml:space="preserve">MT-01</w:t>
+            </w:r>
+          </w:p>
+        </w:tc>
+        <w:tc>
+          <w:tcPr>
+            <w:tcW w:w="2629" w:type="dxa"/>
+          </w:tcPr>
+          <w:p>
+            <w:pPr>
+              <w:spacing w:after="0" w:line="240" w:lineRule="auto"/>
+              <w:jc w:val="left"/>
+            </w:pPr>
+            <w:r>
+              <w:rPr>
+                <w:sz w:val="16"/>
+                <w:szCs w:val="16"/>
+              </w:rPr>
+              <w:t xml:space="preserve">TB-10 Publicar la vacante (organización)</w:t>
+            </w:r>
+          </w:p>
+        </w:tc>
+        <w:tc>
+          <w:tcPr>
+            <w:tcW w:w="1068" w:type="dxa"/>
+          </w:tcPr>
+          <w:p>
+            <w:pPr>
+              <w:spacing w:after="0" w:line="240" w:lineRule="auto"/>
+              <w:jc w:val="left"/>
+            </w:pPr>
+            <w:r>
+              <w:rPr>
+                <w:sz w:val="16"/>
+                <w:szCs w:val="16"/>
+              </w:rPr>
+              <w:t xml:space="preserve">Postulante</w:t>
+            </w:r>
+          </w:p>
+        </w:tc>
+        <w:tc>
+          <w:tcPr>
+            <w:tcW w:w="1971" w:type="dxa"/>
+          </w:tcPr>
+          <w:p>
+            <w:pPr>
+              <w:spacing w:after="0" w:line="240" w:lineRule="auto"/>
+              <w:jc w:val="left"/>
+            </w:pPr>
+            <w:r>
+              <w:rPr>
+                <w:sz w:val="16"/>
+                <w:szCs w:val="16"/>
+              </w:rPr>
+              <w:t xml:space="preserve">EP-01 Vacante publicada</w:t>
+            </w:r>
+          </w:p>
+        </w:tc>
+        <w:tc>
+          <w:tcPr>
+            <w:tcW w:w="1889" w:type="dxa"/>
+          </w:tcPr>
+          <w:p>
+            <w:pPr>
+              <w:spacing w:after="0" w:line="240" w:lineRule="auto"/>
+              <w:jc w:val="left"/>
+            </w:pPr>
+            <w:r>
+              <w:rPr>
+                <w:sz w:val="16"/>
+                <w:szCs w:val="16"/>
+              </w:rPr>
+              <w:t xml:space="preserve">Vacante publicada en el portal</w:t>
+            </w:r>
+          </w:p>
+        </w:tc>
+      </w:tr>
+      <w:tr>
+        <w:trPr>
+          <w:cantSplit/>
+        </w:trPr>
+        <w:tc>
+          <w:tcPr>
+            <w:tcW w:w="657" w:type="dxa"/>
+          </w:tcPr>
+          <w:p>
+            <w:pPr>
+              <w:spacing w:after="0" w:line="240" w:lineRule="auto"/>
+              <w:jc w:val="left"/>
+            </w:pPr>
+            <w:r>
+              <w:rPr>
+                <w:sz w:val="16"/>
+                <w:szCs w:val="16"/>
+              </w:rPr>
+              <w:t xml:space="preserve">MT-02</w:t>
+            </w:r>
+          </w:p>
+        </w:tc>
+        <w:tc>
+          <w:tcPr>
+            <w:tcW w:w="2629" w:type="dxa"/>
+          </w:tcPr>
+          <w:p>
+            <w:pPr>
+              <w:spacing w:after="0" w:line="240" w:lineRule="auto"/>
+              <w:jc w:val="left"/>
+            </w:pPr>
+            <w:r>
+              <w:rPr>
+                <w:sz w:val="16"/>
+                <w:szCs w:val="16"/>
+              </w:rPr>
+              <w:t xml:space="preserve">TB-13 Registrar la postulación (Postulante)</w:t>
+            </w:r>
+          </w:p>
+        </w:tc>
+        <w:tc>
+          <w:tcPr>
+            <w:tcW w:w="1068" w:type="dxa"/>
+          </w:tcPr>
+          <w:p>
+            <w:pPr>
+              <w:spacing w:after="0" w:line="240" w:lineRule="auto"/>
+              <w:jc w:val="left"/>
+            </w:pPr>
+            <w:r>
+              <w:rPr>
+                <w:sz w:val="16"/>
+                <w:szCs w:val="16"/>
+              </w:rPr>
+              <w:t xml:space="preserve">Organización</w:t>
+            </w:r>
+          </w:p>
+        </w:tc>
+        <w:tc>
+          <w:tcPr>
+            <w:tcW w:w="1971" w:type="dxa"/>
+          </w:tcPr>
+          <w:p>
+            <w:pPr>
+              <w:spacing w:after="0" w:line="240" w:lineRule="auto"/>
+              <w:jc w:val="left"/>
+            </w:pPr>
+            <w:r>
+              <w:rPr>
+                <w:sz w:val="16"/>
+                <w:szCs w:val="16"/>
+              </w:rPr>
+              <w:t xml:space="preserve">Borde de SP-P (crea una instancia)</w:t>
+            </w:r>
+          </w:p>
+        </w:tc>
+        <w:tc>
+          <w:tcPr>
+            <w:tcW w:w="1889" w:type="dxa"/>
+          </w:tcPr>
+          <w:p>
+            <w:pPr>
+              <w:spacing w:after="0" w:line="240" w:lineRule="auto"/>
+              <w:jc w:val="left"/>
+            </w:pPr>
+            <w:r>
+              <w:rPr>
+                <w:sz w:val="16"/>
+                <w:szCs w:val="16"/>
+              </w:rPr>
+              <w:t xml:space="preserve">Postulación</w:t>
+            </w:r>
+          </w:p>
+        </w:tc>
+      </w:tr>
+      <w:tr>
+        <w:trPr>
+          <w:cantSplit/>
+        </w:trPr>
+        <w:tc>
+          <w:tcPr>
+            <w:tcW w:w="657" w:type="dxa"/>
+          </w:tcPr>
+          <w:p>
+            <w:pPr>
+              <w:spacing w:after="0" w:line="240" w:lineRule="auto"/>
+              <w:jc w:val="left"/>
+            </w:pPr>
+            <w:r>
+              <w:rPr>
+                <w:sz w:val="16"/>
+                <w:szCs w:val="16"/>
+              </w:rPr>
+              <w:t xml:space="preserve">MT-03</w:t>
+            </w:r>
+          </w:p>
+        </w:tc>
+        <w:tc>
+          <w:tcPr>
+            <w:tcW w:w="2629" w:type="dxa"/>
+          </w:tcPr>
+          <w:p>
+            <w:pPr>
+              <w:spacing w:after="0" w:line="240" w:lineRule="auto"/>
+              <w:jc w:val="left"/>
+            </w:pPr>
+            <w:r>
+              <w:rPr>
+                <w:sz w:val="16"/>
+                <w:szCs w:val="16"/>
+              </w:rPr>
+              <w:t xml:space="preserve">TB-14 Confirmar la postulación (Plataforma, SP-P)</w:t>
+            </w:r>
+          </w:p>
+        </w:tc>
+        <w:tc>
+          <w:tcPr>
+            <w:tcW w:w="1068" w:type="dxa"/>
+          </w:tcPr>
+          <w:p>
+            <w:pPr>
+              <w:spacing w:after="0" w:line="240" w:lineRule="auto"/>
+              <w:jc w:val="left"/>
+            </w:pPr>
+            <w:r>
+              <w:rPr>
+                <w:sz w:val="16"/>
+                <w:szCs w:val="16"/>
+              </w:rPr>
+              <w:t xml:space="preserve">Postulante</w:t>
+            </w:r>
+          </w:p>
+        </w:tc>
+        <w:tc>
+          <w:tcPr>
+            <w:tcW w:w="1971" w:type="dxa"/>
+          </w:tcPr>
+          <w:p>
+            <w:pPr>
+              <w:spacing w:after="0" w:line="240" w:lineRule="auto"/>
+              <w:jc w:val="left"/>
+            </w:pPr>
+            <w:r>
+              <w:rPr>
+                <w:sz w:val="16"/>
+                <w:szCs w:val="16"/>
+              </w:rPr>
+              <w:t xml:space="preserve">Borde del pool Postulante</w:t>
+            </w:r>
+          </w:p>
+        </w:tc>
+        <w:tc>
+          <w:tcPr>
+            <w:tcW w:w="1889" w:type="dxa"/>
+          </w:tcPr>
+          <w:p>
+            <w:pPr>
+              <w:spacing w:after="0" w:line="240" w:lineRule="auto"/>
+              <w:jc w:val="left"/>
+            </w:pPr>
+            <w:r>
+              <w:rPr>
+                <w:sz w:val="16"/>
+                <w:szCs w:val="16"/>
+              </w:rPr>
+              <w:t xml:space="preserve">Confirmación y código</w:t>
+            </w:r>
+          </w:p>
+        </w:tc>
+      </w:tr>
+      <w:tr>
+        <w:trPr>
+          <w:cantSplit/>
+        </w:trPr>
+        <w:tc>
+          <w:tcPr>
+            <w:tcW w:w="657" w:type="dxa"/>
+          </w:tcPr>
+          <w:p>
+            <w:pPr>
+              <w:spacing w:after="0" w:line="240" w:lineRule="auto"/>
+              <w:jc w:val="left"/>
+            </w:pPr>
+            <w:r>
+              <w:rPr>
+                <w:sz w:val="16"/>
+                <w:szCs w:val="16"/>
+              </w:rPr>
+              <w:t xml:space="preserve">MT-04</w:t>
+            </w:r>
+          </w:p>
+        </w:tc>
+        <w:tc>
+          <w:tcPr>
+            <w:tcW w:w="2629" w:type="dxa"/>
+          </w:tcPr>
+          <w:p>
+            <w:pPr>
+              <w:spacing w:after="0" w:line="240" w:lineRule="auto"/>
+              <w:jc w:val="left"/>
+            </w:pPr>
+            <w:r>
+              <w:rPr>
+                <w:sz w:val="16"/>
+                <w:szCs w:val="16"/>
+              </w:rPr>
+              <w:t xml:space="preserve">TB-17 Notificar el cambio de etapa (Plataforma, SP-P)</w:t>
+            </w:r>
+          </w:p>
+        </w:tc>
+        <w:tc>
+          <w:tcPr>
+            <w:tcW w:w="1068" w:type="dxa"/>
+          </w:tcPr>
+          <w:p>
+            <w:pPr>
+              <w:spacing w:after="0" w:line="240" w:lineRule="auto"/>
+              <w:jc w:val="left"/>
+            </w:pPr>
+            <w:r>
+              <w:rPr>
+                <w:sz w:val="16"/>
+                <w:szCs w:val="16"/>
+              </w:rPr>
+              <w:t xml:space="preserve">Postulante</w:t>
+            </w:r>
+          </w:p>
+        </w:tc>
+        <w:tc>
+          <w:tcPr>
+            <w:tcW w:w="1971" w:type="dxa"/>
+          </w:tcPr>
+          <w:p>
+            <w:pPr>
+              <w:spacing w:after="0" w:line="240" w:lineRule="auto"/>
+              <w:jc w:val="left"/>
+            </w:pPr>
+            <w:r>
+              <w:rPr>
+                <w:sz w:val="16"/>
+                <w:szCs w:val="16"/>
+              </w:rPr>
+              <w:t xml:space="preserve">Borde del pool Postulante</w:t>
+            </w:r>
+          </w:p>
+        </w:tc>
+        <w:tc>
+          <w:tcPr>
+            <w:tcW w:w="1889" w:type="dxa"/>
+          </w:tcPr>
+          <w:p>
+            <w:pPr>
+              <w:spacing w:after="0" w:line="240" w:lineRule="auto"/>
+              <w:jc w:val="left"/>
+            </w:pPr>
+            <w:r>
+              <w:rPr>
+                <w:sz w:val="16"/>
+                <w:szCs w:val="16"/>
+              </w:rPr>
+              <w:t xml:space="preserve">Aviso de preselección o de descarte</w:t>
+            </w:r>
+          </w:p>
+        </w:tc>
+      </w:tr>
+      <w:tr>
+        <w:trPr>
+          <w:cantSplit/>
+        </w:trPr>
+        <w:tc>
+          <w:tcPr>
+            <w:tcW w:w="657" w:type="dxa"/>
+          </w:tcPr>
+          <w:p>
+            <w:pPr>
+              <w:spacing w:after="0" w:line="240" w:lineRule="auto"/>
+              <w:jc w:val="left"/>
+            </w:pPr>
+            <w:r>
+              <w:rPr>
+                <w:sz w:val="16"/>
+                <w:szCs w:val="16"/>
+              </w:rPr>
+              <w:t xml:space="preserve">MT-05</w:t>
+            </w:r>
+          </w:p>
+        </w:tc>
+        <w:tc>
+          <w:tcPr>
+            <w:tcW w:w="2629" w:type="dxa"/>
+          </w:tcPr>
+          <w:p>
+            <w:pPr>
+              <w:spacing w:after="0" w:line="240" w:lineRule="auto"/>
+              <w:jc w:val="left"/>
+            </w:pPr>
+            <w:r>
+              <w:rPr>
+                <w:sz w:val="16"/>
+                <w:szCs w:val="16"/>
+              </w:rPr>
+              <w:t xml:space="preserve">TB-19 Enviar la convocatoria (Plataforma, SP-P)</w:t>
+            </w:r>
+          </w:p>
+        </w:tc>
+        <w:tc>
+          <w:tcPr>
+            <w:tcW w:w="1068" w:type="dxa"/>
+          </w:tcPr>
+          <w:p>
+            <w:pPr>
+              <w:spacing w:after="0" w:line="240" w:lineRule="auto"/>
+              <w:jc w:val="left"/>
+            </w:pPr>
+            <w:r>
+              <w:rPr>
+                <w:sz w:val="16"/>
+                <w:szCs w:val="16"/>
+              </w:rPr>
+              <w:t xml:space="preserve">Postulante</w:t>
+            </w:r>
+          </w:p>
+        </w:tc>
+        <w:tc>
+          <w:tcPr>
+            <w:tcW w:w="1971" w:type="dxa"/>
+          </w:tcPr>
+          <w:p>
+            <w:pPr>
+              <w:spacing w:after="0" w:line="240" w:lineRule="auto"/>
+              <w:jc w:val="left"/>
+            </w:pPr>
+            <w:r>
+              <w:rPr>
+                <w:sz w:val="16"/>
+                <w:szCs w:val="16"/>
+              </w:rPr>
+              <w:t xml:space="preserve">Borde del pool Postulante</w:t>
+            </w:r>
+          </w:p>
+        </w:tc>
+        <w:tc>
+          <w:tcPr>
+            <w:tcW w:w="1889" w:type="dxa"/>
+          </w:tcPr>
+          <w:p>
+            <w:pPr>
+              <w:spacing w:after="0" w:line="240" w:lineRule="auto"/>
+              <w:jc w:val="left"/>
+            </w:pPr>
+            <w:r>
+              <w:rPr>
+                <w:sz w:val="16"/>
+                <w:szCs w:val="16"/>
+              </w:rPr>
+              <w:t xml:space="preserve">Convocatoria (el aviso al evaluador es interno al pool)</w:t>
+            </w:r>
+          </w:p>
+        </w:tc>
+      </w:tr>
+      <w:tr>
+        <w:trPr>
+          <w:cantSplit/>
+        </w:trPr>
+        <w:tc>
+          <w:tcPr>
+            <w:tcW w:w="657" w:type="dxa"/>
+          </w:tcPr>
+          <w:p>
+            <w:pPr>
+              <w:spacing w:after="0" w:line="240" w:lineRule="auto"/>
+              <w:jc w:val="left"/>
+            </w:pPr>
+            <w:r>
+              <w:rPr>
+                <w:sz w:val="16"/>
+                <w:szCs w:val="16"/>
+              </w:rPr>
+              <w:t xml:space="preserve">MT-06</w:t>
+            </w:r>
+          </w:p>
+        </w:tc>
+        <w:tc>
+          <w:tcPr>
+            <w:tcW w:w="2629" w:type="dxa"/>
+          </w:tcPr>
+          <w:p>
+            <w:pPr>
+              <w:spacing w:after="0" w:line="240" w:lineRule="auto"/>
+              <w:jc w:val="left"/>
+            </w:pPr>
+            <w:r>
+              <w:rPr>
+                <w:sz w:val="16"/>
+                <w:szCs w:val="16"/>
+              </w:rPr>
+              <w:t xml:space="preserve">EFP-02 Postulación finalista (fin de mensaje)</w:t>
+            </w:r>
+          </w:p>
+        </w:tc>
+        <w:tc>
+          <w:tcPr>
+            <w:tcW w:w="1068" w:type="dxa"/>
+          </w:tcPr>
+          <w:p>
+            <w:pPr>
+              <w:spacing w:after="0" w:line="240" w:lineRule="auto"/>
+              <w:jc w:val="left"/>
+            </w:pPr>
+            <w:r>
+              <w:rPr>
+                <w:sz w:val="16"/>
+                <w:szCs w:val="16"/>
+              </w:rPr>
+              <w:t xml:space="preserve">Postulante</w:t>
+            </w:r>
+          </w:p>
+        </w:tc>
+        <w:tc>
+          <w:tcPr>
+            <w:tcW w:w="1971" w:type="dxa"/>
+          </w:tcPr>
+          <w:p>
+            <w:pPr>
+              <w:spacing w:after="0" w:line="240" w:lineRule="auto"/>
+              <w:jc w:val="left"/>
+            </w:pPr>
+            <w:r>
+              <w:rPr>
+                <w:sz w:val="16"/>
+                <w:szCs w:val="16"/>
+              </w:rPr>
+              <w:t xml:space="preserve">Borde del pool Postulante</w:t>
+            </w:r>
+          </w:p>
+        </w:tc>
+        <w:tc>
+          <w:tcPr>
+            <w:tcW w:w="1889" w:type="dxa"/>
+          </w:tcPr>
+          <w:p>
+            <w:pPr>
+              <w:spacing w:after="0" w:line="240" w:lineRule="auto"/>
+              <w:jc w:val="left"/>
+            </w:pPr>
+            <w:r>
+              <w:rPr>
+                <w:sz w:val="16"/>
+                <w:szCs w:val="16"/>
+              </w:rPr>
+              <w:t xml:space="preserve">Aviso de etapa: finalista (RF-15)</w:t>
+            </w:r>
+          </w:p>
+        </w:tc>
+      </w:tr>
+      <w:tr>
+        <w:trPr>
+          <w:cantSplit/>
+        </w:trPr>
+        <w:tc>
+          <w:tcPr>
+            <w:tcW w:w="657" w:type="dxa"/>
+          </w:tcPr>
+          <w:p>
+            <w:pPr>
+              <w:spacing w:after="0" w:line="240" w:lineRule="auto"/>
+              <w:jc w:val="left"/>
+            </w:pPr>
+            <w:r>
+              <w:rPr>
+                <w:sz w:val="16"/>
+                <w:szCs w:val="16"/>
+              </w:rPr>
+              <w:t xml:space="preserve">MT-07</w:t>
+            </w:r>
+          </w:p>
+        </w:tc>
+        <w:tc>
+          <w:tcPr>
+            <w:tcW w:w="2629" w:type="dxa"/>
+          </w:tcPr>
+          <w:p>
+            <w:pPr>
+              <w:spacing w:after="0" w:line="240" w:lineRule="auto"/>
+              <w:jc w:val="left"/>
+            </w:pPr>
+            <w:r>
+              <w:rPr>
+                <w:sz w:val="16"/>
+                <w:szCs w:val="16"/>
+              </w:rPr>
+              <w:t xml:space="preserve">EFP-03 Postulación descartada tras la evaluación (fin de mensaje)</w:t>
+            </w:r>
+          </w:p>
+        </w:tc>
+        <w:tc>
+          <w:tcPr>
+            <w:tcW w:w="1068" w:type="dxa"/>
+          </w:tcPr>
+          <w:p>
+            <w:pPr>
+              <w:spacing w:after="0" w:line="240" w:lineRule="auto"/>
+              <w:jc w:val="left"/>
+            </w:pPr>
+            <w:r>
+              <w:rPr>
+                <w:sz w:val="16"/>
+                <w:szCs w:val="16"/>
+              </w:rPr>
+              <w:t xml:space="preserve">Postulante</w:t>
+            </w:r>
+          </w:p>
+        </w:tc>
+        <w:tc>
+          <w:tcPr>
+            <w:tcW w:w="1971" w:type="dxa"/>
+          </w:tcPr>
+          <w:p>
+            <w:pPr>
+              <w:spacing w:after="0" w:line="240" w:lineRule="auto"/>
+              <w:jc w:val="left"/>
+            </w:pPr>
+            <w:r>
+              <w:rPr>
+                <w:sz w:val="16"/>
+                <w:szCs w:val="16"/>
+              </w:rPr>
+              <w:t xml:space="preserve">Borde del pool Postulante</w:t>
+            </w:r>
+          </w:p>
+        </w:tc>
+        <w:tc>
+          <w:tcPr>
+            <w:tcW w:w="1889" w:type="dxa"/>
+          </w:tcPr>
+          <w:p>
+            <w:pPr>
+              <w:spacing w:after="0" w:line="240" w:lineRule="auto"/>
+              <w:jc w:val="left"/>
+            </w:pPr>
+            <w:r>
+              <w:rPr>
+                <w:sz w:val="16"/>
+                <w:szCs w:val="16"/>
+              </w:rPr>
+              <w:t xml:space="preserve">Aviso de etapa: descarte (RF-15)</w:t>
+            </w:r>
+          </w:p>
+        </w:tc>
+      </w:tr>
+      <w:tr>
+        <w:trPr>
+          <w:cantSplit/>
+        </w:trPr>
+        <w:tc>
+          <w:tcPr>
+            <w:tcW w:w="657" w:type="dxa"/>
+          </w:tcPr>
+          <w:p>
+            <w:pPr>
+              <w:spacing w:after="0" w:line="240" w:lineRule="auto"/>
+              <w:jc w:val="left"/>
+            </w:pPr>
+            <w:r>
+              <w:rPr>
+                <w:sz w:val="16"/>
+                <w:szCs w:val="16"/>
+              </w:rPr>
+              <w:t xml:space="preserve">MT-08</w:t>
+            </w:r>
+          </w:p>
+        </w:tc>
+        <w:tc>
+          <w:tcPr>
+            <w:tcW w:w="2629" w:type="dxa"/>
+          </w:tcPr>
+          <w:p>
+            <w:pPr>
+              <w:spacing w:after="0" w:line="240" w:lineRule="auto"/>
+              <w:jc w:val="left"/>
+            </w:pPr>
+            <w:r>
+              <w:rPr>
+                <w:sz w:val="16"/>
+                <w:szCs w:val="16"/>
+              </w:rPr>
+              <w:t xml:space="preserve">TB-29 Notificar el resultado (Plataforma)</w:t>
+            </w:r>
+          </w:p>
+        </w:tc>
+        <w:tc>
+          <w:tcPr>
+            <w:tcW w:w="1068" w:type="dxa"/>
+          </w:tcPr>
+          <w:p>
+            <w:pPr>
+              <w:spacing w:after="0" w:line="240" w:lineRule="auto"/>
+              <w:jc w:val="left"/>
+            </w:pPr>
+            <w:r>
+              <w:rPr>
+                <w:sz w:val="16"/>
+                <w:szCs w:val="16"/>
+              </w:rPr>
+              <w:t xml:space="preserve">Postulante</w:t>
+            </w:r>
+          </w:p>
+        </w:tc>
+        <w:tc>
+          <w:tcPr>
+            <w:tcW w:w="1971" w:type="dxa"/>
+          </w:tcPr>
+          <w:p>
+            <w:pPr>
+              <w:spacing w:after="0" w:line="240" w:lineRule="auto"/>
+              <w:jc w:val="left"/>
+            </w:pPr>
+            <w:r>
+              <w:rPr>
+                <w:sz w:val="16"/>
+                <w:szCs w:val="16"/>
+              </w:rPr>
+              <w:t xml:space="preserve">Borde del pool Postulante</w:t>
+            </w:r>
+          </w:p>
+        </w:tc>
+        <w:tc>
+          <w:tcPr>
+            <w:tcW w:w="1889" w:type="dxa"/>
+          </w:tcPr>
+          <w:p>
+            <w:pPr>
+              <w:spacing w:after="0" w:line="240" w:lineRule="auto"/>
+              <w:jc w:val="left"/>
+            </w:pPr>
+            <w:r>
+              <w:rPr>
+                <w:sz w:val="16"/>
+                <w:szCs w:val="16"/>
+              </w:rPr>
+              <w:t xml:space="preserve">Resultado propio</w:t>
+            </w:r>
+          </w:p>
+        </w:tc>
+      </w:tr>
+    </w:tbl>
+    <w:p>
+      <w:pPr>
+        <w:spacing w:after="0"/>
+        <w:ind w:left="284"/>
+      </w:pPr>
     </w:p>
     <w:p>
       <w:pPr>
@@ -4568,7 +7537,7 @@
                 <w:sz w:val="16"/>
                 <w:szCs w:val="16"/>
               </w:rPr>
-              <w:t xml:space="preserve">Aviso de cada cambio de etapa, sin observaciones internas.</w:t>
+              <w:t xml:space="preserve">Aviso de preselección o descarte, sin observaciones internas. Los avisos de finalista o de descarte tras la evaluación los emiten EFP-02 y EFP-03 (mismo comportamiento, RF-15).</w:t>
             </w:r>
           </w:p>
         </w:tc>
@@ -5138,7 +8107,7 @@
                 <w:sz w:val="16"/>
                 <w:szCs w:val="16"/>
               </w:rPr>
-              <w:t xml:space="preserve">Cambios de etapa según la máquina de estados, con historial.</w:t>
+              <w:t xml:space="preserve">Registra el cambio de etapa a «finalista» o «descartado» según la máquina de estados, con historial. La compuerta GF «¿Finalista?» decide cómo termina la instancia de SP-P.</w:t>
             </w:r>
           </w:p>
         </w:tc>
@@ -5918,14 +8887,14 @@
                 <w:sz w:val="16"/>
                 <w:szCs w:val="16"/>
               </w:rPr>
-              <w:t xml:space="preserve">Propuesta futura, NO implementada.</w:t>
-            </w:r>
-            <w:r>
-              <w:rPr>
-                <w:sz w:val="16"/>
-                <w:szCs w:val="16"/>
-              </w:rPr>
-              <w:t xml:space="preserve"> Figura en el TO-BE original del equipo (anexo A del F9 v1.0). El prototipo solo cierra con selección (A-30, RF-25). Para implementarla hace falta un cambio de alcance con un RF nuevo o una redefinición aprobada de RF-25, y sus pruebas.</w:t>
+              <w:t xml:space="preserve">Propuesta futura, NO implementada y desconectada del flujo.</w:t>
+            </w:r>
+            <w:r>
+              <w:rPr>
+                <w:sz w:val="16"/>
+                <w:szCs w:val="16"/>
+              </w:rPr>
+              <w:t xml:space="preserve"> Figura en el TO-BE original del equipo (anexo A del F9 v1.0). El prototipo solo cierra con selección (A-30, RF-25) y no tiene ninguna condición que dispare este camino. Para implementarla hace falta un cambio de alcance con un RF nuevo o una redefinición aprobada de RF-25, y sus pruebas.</w:t>
             </w:r>
           </w:p>
         </w:tc>
@@ -6587,7 +9556,7 @@
         <w:drawing>
           <wp:inline distT="0" distB="0" distL="0" distR="0">
             <wp:extent cx="5759999" cy="4800928"/>
-            <wp:docPr id="104" name="antecedente-to-be-f9-v1.0-anexo-A.png"/>
+            <wp:docPr id="105" name="antecedente-to-be-f9-v1.0-anexo-A.png"/>
             <wp:cNvGraphicFramePr>
               <a:graphicFrameLocks xmlns:a="http://schemas.openxmlformats.org/drawingml/2006/main" noChangeAspect="1"/>
             </wp:cNvGraphicFramePr>
@@ -6595,11 +9564,11 @@
               <a:graphicData uri="http://schemas.openxmlformats.org/drawingml/2006/picture">
                 <pic:pic xmlns:pic="http://schemas.openxmlformats.org/drawingml/2006/picture">
                   <pic:nvPicPr>
-                    <pic:cNvPr id="104" name="antecedente-to-be-f9-v1.0-anexo-A.png"/>
+                    <pic:cNvPr id="105" name="antecedente-to-be-f9-v1.0-anexo-A.png"/>
                     <pic:cNvPicPr/>
                   </pic:nvPicPr>
                   <pic:blipFill>
-                    <a:blip r:embed="rId104"/>
+                    <a:blip r:embed="rId105"/>
                     <a:stretch>
                       <a:fillRect/>
                     </a:stretch>
@@ -6633,7 +9602,7 @@
           <w:sz w:val="18"/>
           <w:szCs w:val="18"/>
         </w:rPr>
-        <w:t xml:space="preserve">Figura 4. Antecedente: TO-BE original del equipo (anexo A del F9 v1.0, copia sin modificar). Incluye la rama «cerrar sin selección», no implementada.</w:t>
+        <w:t xml:space="preserve">Figura 5. Antecedente: TO-BE original del equipo (anexo A del F9 v1.0, copia sin modificar). Incluye la rama «cerrar sin selección», no implementada.</w:t>
       </w:r>
     </w:p>
     <w:p>
